--- a/test-corpus/corpus/generated/mixed-content.docx
+++ b/test-corpus/corpus/generated/mixed-content.docx
@@ -1,6 +1,6 @@
 
 <file path=word/document.xml><?xml version="1.0" encoding="utf-8"?>
-<w:document xmlns:w="http://schemas.openxmlformats.org/wordprocessingml/2006/main" xmlns:m="http://schemas.openxmlformats.org/officeDocument/2006/math" xmlns:r="http://schemas.openxmlformats.org/officeDocument/2006/relationships" xmlns:o="urn:schemas-microsoft-com:office:office" xmlns:v="urn:schemas-microsoft-com:vml" xmlns:w10="urn:schemas-microsoft-com:office:word" xmlns:a="http://schemas.openxmlformats.org/drawingml/2006/main" xmlns:pic="http://schemas.openxmlformats.org/drawingml/2006/picture" xmlns:wp="http://schemas.openxmlformats.org/drawingml/2006/wordprocessingDrawing" xmlns:wpc="http://schemas.microsoft.com/office/word/2010/wordprocessingCanvas" xmlns:mc="http://schemas.openxmlformats.org/markup-compatibility/2006" xmlns:wp14="http://schemas.microsoft.com/office/word/2010/wordprocessingDrawing" xmlns:wpg="http://schemas.microsoft.com/office/word/2010/wordprocessingGroup" xmlns:wps="http://schemas.microsoft.com/office/word/2010/wordprocessingShape" mc:Ignorable="w14 w15 w16se w16cid w16 w16cex w16sdtdh w16sdtfl w16du wp14">
+<w:document xmlns:w="http://schemas.openxmlformats.org/wordprocessingml/2006/main" xmlns:m="http://schemas.openxmlformats.org/officeDocument/2006/math" xmlns:r="http://schemas.openxmlformats.org/officeDocument/2006/relationships" xmlns:o="urn:schemas-microsoft-com:office:office" xmlns:v="urn:schemas-microsoft-com:vml" xmlns:w10="urn:schemas-microsoft-com:office:word" xmlns:a="http://schemas.openxmlformats.org/drawingml/2006/main" xmlns:pic="http://schemas.openxmlformats.org/drawingml/2006/picture" xmlns:wp="http://schemas.openxmlformats.org/drawingml/2006/wordprocessingDrawing" xmlns:wpc="http://schemas.microsoft.com/office/word/2010/wordprocessingCanvas" xmlns:mc="http://schemas.openxmlformats.org/markup-compatibility/2006" xmlns:wp14="http://schemas.microsoft.com/office/word/2010/wordprocessingDrawing" xmlns:wpg="http://schemas.microsoft.com/office/word/2010/wordprocessingGroup" xmlns:wps="http://schemas.microsoft.com/office/word/2010/wordprocessingShape" mc:Ignorable="wp14">
   <w:body>
     <w:bookmarkStart w:id="28" w:name="revue-de-conception-pipeline-dingestion"/>
     <w:p>
@@ -117,7 +117,7 @@
       <w:r>
         <w:drawing>
           <wp:inline xmlns:wp="http://schemas.openxmlformats.org/drawingml/2006/wordprocessingDrawing" distT="0" distB="0" distL="0" distR="0">
-            <wp:extent cx="1143000" cy="4572000"/>
+            <wp:extent cx="1699260" cy="5715000"/>
             <wp:effectExtent l="0" t="0" r="0" b="0"/>
             <wp:docPr id="1" name="Diagram 1"/>
             <wp:cNvGraphicFramePr>
@@ -125,375 +125,371 @@
             </wp:cNvGraphicFramePr>
             <a:graphic xmlns:a="http://schemas.openxmlformats.org/drawingml/2006/main">
               <a:graphicData uri="http://schemas.microsoft.com/office/word/2010/wordprocessingCanvas">
-                <wpc:wpc xmlns:wpc="http://schemas.microsoft.com/office/word/2010/wordprocessingCanvas">
+                <wpc:wpc xmlns:wpc="http://schemas.microsoft.com/office/word/2010/wordprocessingCanvas" xmlns:wpg="http://schemas.microsoft.com/office/word/2010/wordprocessingGroup" xmlns:wps="http://schemas.microsoft.com/office/word/2010/wordprocessingShape" xmlns:pic="http://schemas.openxmlformats.org/drawingml/2006/picture" xmlns:r="http://schemas.openxmlformats.org/officeDocument/2006/relationships">
                   <wpc:bg>
                     <a:solidFill>
                       <a:prstClr val="white"/>
                     </a:solidFill>
                   </wpc:bg>
                   <wpc:whole/>
-                  <wpg:wgp xmlns:wpg="http://schemas.microsoft.com/office/word/2010/wordprocessingGroup" xmlns:wps="http://schemas.microsoft.com/office/word/2010/wordprocessingShape" xmlns:wp="http://schemas.openxmlformats.org/drawingml/2006/wordprocessingDrawing" xmlns:a="http://schemas.openxmlformats.org/drawingml/2006/main" xmlns:pic="http://schemas.openxmlformats.org/drawingml/2006/picture" xmlns:r="http://schemas.openxmlformats.org/officeDocument/2006/relationships" xmlns:w="http://schemas.openxmlformats.org/wordprocessingml/2006/main">
-                    <wpg:cNvPr id="2" name="Diagram group 2"/>
-                    <wpg:cNvGrpSpPr/>
-                    <wpg:grpSpPr>
+                  <wps:wsp>
+                    <wps:cNvPr id="2" name="Collecteur" descr="A"/>
+                    <wps:cNvSpPr/>
+                    <wps:spPr>
                       <a:xfrm>
                         <a:off x="0" y="0"/>
-                        <a:ext cx="1143000" cy="4572000"/>
-                        <a:chOff x="0" y="0"/>
-                        <a:chExt cx="1143000" cy="4572000"/>
+                        <a:ext cx="1699260" cy="714375"/>
                       </a:xfrm>
-                    </wpg:grpSpPr>
-                    <wps:wsp>
-                      <wps:cNvPr id="3" name="Collecteur" descr="A"/>
-                      <wps:cNvSpPr/>
-                      <wps:spPr>
-                        <a:xfrm>
-                          <a:off x="0" y="0"/>
-                          <a:ext cx="1143000" cy="571500"/>
-                        </a:xfrm>
-                        <a:prstGeom prst="rect">
-                          <a:avLst/>
-                        </a:prstGeom>
+                      <a:prstGeom prst="rect">
+                        <a:avLst/>
+                      </a:prstGeom>
+                      <a:solidFill>
+                        <a:srgbClr val="D9E2F3"/>
+                      </a:solidFill>
+                      <a:ln w="12700" cap="flat" cmpd="sng" algn="ctr">
                         <a:solidFill>
-                          <a:srgbClr val="D9E2F3"/>
+                          <a:srgbClr val="2F5496"/>
                         </a:solidFill>
-                        <a:ln w="12700" cap="flat" cmpd="sng" algn="ctr">
-                          <a:solidFill>
-                            <a:srgbClr val="2F5496"/>
-                          </a:solidFill>
-                          <a:prstDash val="solid"/>
-                        </a:ln>
-                      </wps:spPr>
-                      <wps:style>
-                        <a:lnRef idx="2">
-                          <a:schemeClr val="accent1">
-                            <a:shade val="15000"/>
-                          </a:schemeClr>
-                        </a:lnRef>
-                        <a:fillRef idx="1">
-                          <a:schemeClr val="accent1"/>
-                        </a:fillRef>
-                        <a:effectRef idx="0">
-                          <a:schemeClr val="accent1"/>
-                        </a:effectRef>
-                        <a:fontRef idx="minor">
-                          <a:schemeClr val="lt1"/>
-                        </a:fontRef>
-                      </wps:style>
-                      <wps:txbx>
-                        <w:txbxContent>
-                          <w:p>
-                            <w:pPr>
-                              <w:jc w:val="center"/>
-                            </w:pPr>
-                            <w:r>
-                              <w:rPr>
-                                <w:color w:val="000000"/>
-                              </w:rPr>
-                              <w:t xml:space="preserve">Collecteur</w:t>
-                            </w:r>
-                          </w:p>
-                        </w:txbxContent>
-                      </wps:txbx>
-                      <wps:bodyPr rot="0" spcFirstLastPara="0" vertOverflow="overflow" horzOverflow="overflow" vert="horz" wrap="square" lIns="91440" tIns="45720" rIns="91440" bIns="45720" numCol="1" spcCol="0" rtlCol="0" fromWordArt="0" anchor="ctr" anchorCtr="0" forceAA="0" compatLnSpc="1">
-                        <a:prstTxWarp prst="textNoShape">
-                          <a:avLst/>
-                        </a:prstTxWarp>
-                        <a:noAutofit/>
-                      </wps:bodyPr>
-                    </wps:wsp>
-                    <wps:wsp>
-                      <wps:cNvPr id="4" name="File d'attente" descr="B"/>
-                      <wps:cNvSpPr/>
-                      <wps:spPr>
-                        <a:xfrm>
-                          <a:off x="0" y="1333500"/>
-                          <a:ext cx="1143000" cy="571500"/>
-                        </a:xfrm>
-                        <a:prstGeom prst="rect">
-                          <a:avLst/>
-                        </a:prstGeom>
+                        <a:prstDash val="solid"/>
+                      </a:ln>
+                    </wps:spPr>
+                    <wps:style>
+                      <a:lnRef idx="2">
+                        <a:schemeClr val="accent1">
+                          <a:shade val="15000"/>
+                        </a:schemeClr>
+                      </a:lnRef>
+                      <a:fillRef idx="1">
+                        <a:schemeClr val="accent1"/>
+                      </a:fillRef>
+                      <a:effectRef idx="0">
+                        <a:schemeClr val="accent1"/>
+                      </a:effectRef>
+                      <a:fontRef idx="minor">
+                        <a:schemeClr val="lt1"/>
+                      </a:fontRef>
+                    </wps:style>
+                    <wps:txbx>
+                      <w:txbxContent>
+                        <w:p>
+                          <w:pPr>
+                            <w:spacing w:before="0" w:after="0"/>
+                            <w:jc w:val="center"/>
+                          </w:pPr>
+                          <w:r>
+                            <w:rPr>
+                              <w:color w:val="000000"/>
+                              <w:sz w:val="24"/>
+                            </w:rPr>
+                            <w:t xml:space="preserve">Collecteur</w:t>
+                          </w:r>
+                        </w:p>
+                      </w:txbxContent>
+                    </wps:txbx>
+                    <wps:bodyPr rot="0" spcFirstLastPara="0" vertOverflow="overflow" horzOverflow="overflow" vert="horz" wrap="square" lIns="91440" tIns="45720" rIns="91440" bIns="45720" numCol="1" spcCol="0" rtlCol="0" fromWordArt="0" anchor="ctr" anchorCtr="0" forceAA="0" compatLnSpc="1">
+                      <a:prstTxWarp prst="textNoShape">
+                        <a:avLst/>
+                      </a:prstTxWarp>
+                      <a:noAutofit/>
+                    </wps:bodyPr>
+                  </wps:wsp>
+                  <wps:wsp>
+                    <wps:cNvPr id="3" name="File d'attente" descr="B"/>
+                    <wps:cNvSpPr/>
+                    <wps:spPr>
+                      <a:xfrm>
+                        <a:off x="80010" y="1476375"/>
+                        <a:ext cx="1539240" cy="1000125"/>
+                      </a:xfrm>
+                      <a:prstGeom prst="rect">
+                        <a:avLst/>
+                      </a:prstGeom>
+                      <a:solidFill>
+                        <a:srgbClr val="D9E2F3"/>
+                      </a:solidFill>
+                      <a:ln w="12700" cap="flat" cmpd="sng" algn="ctr">
                         <a:solidFill>
-                          <a:srgbClr val="D9E2F3"/>
+                          <a:srgbClr val="2F5496"/>
                         </a:solidFill>
-                        <a:ln w="12700" cap="flat" cmpd="sng" algn="ctr">
-                          <a:solidFill>
-                            <a:srgbClr val="2F5496"/>
-                          </a:solidFill>
-                          <a:prstDash val="solid"/>
-                        </a:ln>
-                      </wps:spPr>
-                      <wps:style>
-                        <a:lnRef idx="2">
-                          <a:schemeClr val="accent1">
-                            <a:shade val="15000"/>
-                          </a:schemeClr>
-                        </a:lnRef>
-                        <a:fillRef idx="1">
-                          <a:schemeClr val="accent1"/>
-                        </a:fillRef>
-                        <a:effectRef idx="0">
-                          <a:schemeClr val="accent1"/>
-                        </a:effectRef>
-                        <a:fontRef idx="minor">
-                          <a:schemeClr val="lt1"/>
-                        </a:fontRef>
-                      </wps:style>
-                      <wps:txbx>
-                        <w:txbxContent>
-                          <w:p>
-                            <w:pPr>
-                              <w:jc w:val="center"/>
-                            </w:pPr>
-                            <w:r>
-                              <w:rPr>
-                                <w:color w:val="000000"/>
-                              </w:rPr>
-                              <w:t xml:space="preserve">File d'attente</w:t>
-                            </w:r>
-                          </w:p>
-                        </w:txbxContent>
-                      </wps:txbx>
-                      <wps:bodyPr rot="0" spcFirstLastPara="0" vertOverflow="overflow" horzOverflow="overflow" vert="horz" wrap="square" lIns="91440" tIns="45720" rIns="91440" bIns="45720" numCol="1" spcCol="0" rtlCol="0" fromWordArt="0" anchor="ctr" anchorCtr="0" forceAA="0" compatLnSpc="1">
-                        <a:prstTxWarp prst="textNoShape">
-                          <a:avLst/>
-                        </a:prstTxWarp>
-                        <a:noAutofit/>
-                      </wps:bodyPr>
-                    </wps:wsp>
-                    <wps:wsp>
-                      <wps:cNvPr id="5" name="Worker" descr="C"/>
-                      <wps:cNvSpPr/>
-                      <wps:spPr>
-                        <a:xfrm>
-                          <a:off x="0" y="2667000"/>
-                          <a:ext cx="1143000" cy="571500"/>
-                        </a:xfrm>
-                        <a:prstGeom prst="rect">
-                          <a:avLst/>
-                        </a:prstGeom>
+                        <a:prstDash val="solid"/>
+                      </a:ln>
+                    </wps:spPr>
+                    <wps:style>
+                      <a:lnRef idx="2">
+                        <a:schemeClr val="accent1">
+                          <a:shade val="15000"/>
+                        </a:schemeClr>
+                      </a:lnRef>
+                      <a:fillRef idx="1">
+                        <a:schemeClr val="accent1"/>
+                      </a:fillRef>
+                      <a:effectRef idx="0">
+                        <a:schemeClr val="accent1"/>
+                      </a:effectRef>
+                      <a:fontRef idx="minor">
+                        <a:schemeClr val="lt1"/>
+                      </a:fontRef>
+                    </wps:style>
+                    <wps:txbx>
+                      <w:txbxContent>
+                        <w:p>
+                          <w:pPr>
+                            <w:spacing w:before="0" w:after="0"/>
+                            <w:jc w:val="center"/>
+                          </w:pPr>
+                          <w:r>
+                            <w:rPr>
+                              <w:color w:val="000000"/>
+                              <w:sz w:val="24"/>
+                            </w:rPr>
+                            <w:t xml:space="preserve">File d'attente</w:t>
+                          </w:r>
+                        </w:p>
+                      </w:txbxContent>
+                    </wps:txbx>
+                    <wps:bodyPr rot="0" spcFirstLastPara="0" vertOverflow="overflow" horzOverflow="overflow" vert="horz" wrap="square" lIns="91440" tIns="45720" rIns="91440" bIns="45720" numCol="1" spcCol="0" rtlCol="0" fromWordArt="0" anchor="ctr" anchorCtr="0" forceAA="0" compatLnSpc="1">
+                      <a:prstTxWarp prst="textNoShape">
+                        <a:avLst/>
+                      </a:prstTxWarp>
+                      <a:noAutofit/>
+                    </wps:bodyPr>
+                  </wps:wsp>
+                  <wps:wsp>
+                    <wps:cNvPr id="4" name="Worker" descr="C"/>
+                    <wps:cNvSpPr/>
+                    <wps:spPr>
+                      <a:xfrm>
+                        <a:off x="274320" y="3238500"/>
+                        <a:ext cx="1150620" cy="714375"/>
+                      </a:xfrm>
+                      <a:prstGeom prst="rect">
+                        <a:avLst/>
+                      </a:prstGeom>
+                      <a:solidFill>
+                        <a:srgbClr val="D9E2F3"/>
+                      </a:solidFill>
+                      <a:ln w="12700" cap="flat" cmpd="sng" algn="ctr">
                         <a:solidFill>
-                          <a:srgbClr val="D9E2F3"/>
+                          <a:srgbClr val="2F5496"/>
                         </a:solidFill>
-                        <a:ln w="12700" cap="flat" cmpd="sng" algn="ctr">
-                          <a:solidFill>
-                            <a:srgbClr val="2F5496"/>
-                          </a:solidFill>
-                          <a:prstDash val="solid"/>
-                        </a:ln>
-                      </wps:spPr>
-                      <wps:style>
-                        <a:lnRef idx="2">
-                          <a:schemeClr val="accent1">
-                            <a:shade val="15000"/>
-                          </a:schemeClr>
-                        </a:lnRef>
-                        <a:fillRef idx="1">
-                          <a:schemeClr val="accent1"/>
-                        </a:fillRef>
-                        <a:effectRef idx="0">
-                          <a:schemeClr val="accent1"/>
-                        </a:effectRef>
-                        <a:fontRef idx="minor">
-                          <a:schemeClr val="lt1"/>
-                        </a:fontRef>
-                      </wps:style>
-                      <wps:txbx>
-                        <w:txbxContent>
-                          <w:p>
-                            <w:pPr>
-                              <w:jc w:val="center"/>
-                            </w:pPr>
-                            <w:r>
-                              <w:rPr>
-                                <w:color w:val="000000"/>
-                              </w:rPr>
-                              <w:t xml:space="preserve">Worker</w:t>
-                            </w:r>
-                          </w:p>
-                        </w:txbxContent>
-                      </wps:txbx>
-                      <wps:bodyPr rot="0" spcFirstLastPara="0" vertOverflow="overflow" horzOverflow="overflow" vert="horz" wrap="square" lIns="91440" tIns="45720" rIns="91440" bIns="45720" numCol="1" spcCol="0" rtlCol="0" fromWordArt="0" anchor="ctr" anchorCtr="0" forceAA="0" compatLnSpc="1">
-                        <a:prstTxWarp prst="textNoShape">
-                          <a:avLst/>
-                        </a:prstTxWarp>
-                        <a:noAutofit/>
-                      </wps:bodyPr>
-                    </wps:wsp>
-                    <wps:wsp>
-                      <wps:cNvPr id="6" name="Base de données" descr="D"/>
-                      <wps:cNvSpPr/>
-                      <wps:spPr>
-                        <a:xfrm>
-                          <a:off x="0" y="4000500"/>
-                          <a:ext cx="1143000" cy="571500"/>
-                        </a:xfrm>
-                        <a:prstGeom prst="rect">
-                          <a:avLst/>
-                        </a:prstGeom>
+                        <a:prstDash val="solid"/>
+                      </a:ln>
+                    </wps:spPr>
+                    <wps:style>
+                      <a:lnRef idx="2">
+                        <a:schemeClr val="accent1">
+                          <a:shade val="15000"/>
+                        </a:schemeClr>
+                      </a:lnRef>
+                      <a:fillRef idx="1">
+                        <a:schemeClr val="accent1"/>
+                      </a:fillRef>
+                      <a:effectRef idx="0">
+                        <a:schemeClr val="accent1"/>
+                      </a:effectRef>
+                      <a:fontRef idx="minor">
+                        <a:schemeClr val="lt1"/>
+                      </a:fontRef>
+                    </wps:style>
+                    <wps:txbx>
+                      <w:txbxContent>
+                        <w:p>
+                          <w:pPr>
+                            <w:spacing w:before="0" w:after="0"/>
+                            <w:jc w:val="center"/>
+                          </w:pPr>
+                          <w:r>
+                            <w:rPr>
+                              <w:color w:val="000000"/>
+                              <w:sz w:val="24"/>
+                            </w:rPr>
+                            <w:t xml:space="preserve">Worker</w:t>
+                          </w:r>
+                        </w:p>
+                      </w:txbxContent>
+                    </wps:txbx>
+                    <wps:bodyPr rot="0" spcFirstLastPara="0" vertOverflow="overflow" horzOverflow="overflow" vert="horz" wrap="square" lIns="91440" tIns="45720" rIns="91440" bIns="45720" numCol="1" spcCol="0" rtlCol="0" fromWordArt="0" anchor="ctr" anchorCtr="0" forceAA="0" compatLnSpc="1">
+                      <a:prstTxWarp prst="textNoShape">
+                        <a:avLst/>
+                      </a:prstTxWarp>
+                      <a:noAutofit/>
+                    </wps:bodyPr>
+                  </wps:wsp>
+                  <wps:wsp>
+                    <wps:cNvPr id="5" name="Base de données" descr="D"/>
+                    <wps:cNvSpPr/>
+                    <wps:spPr>
+                      <a:xfrm>
+                        <a:off x="217170" y="4714875"/>
+                        <a:ext cx="1264920" cy="1000125"/>
+                      </a:xfrm>
+                      <a:prstGeom prst="rect">
+                        <a:avLst/>
+                      </a:prstGeom>
+                      <a:solidFill>
+                        <a:srgbClr val="D9E2F3"/>
+                      </a:solidFill>
+                      <a:ln w="12700" cap="flat" cmpd="sng" algn="ctr">
                         <a:solidFill>
-                          <a:srgbClr val="D9E2F3"/>
+                          <a:srgbClr val="2F5496"/>
                         </a:solidFill>
-                        <a:ln w="12700" cap="flat" cmpd="sng" algn="ctr">
-                          <a:solidFill>
-                            <a:srgbClr val="2F5496"/>
-                          </a:solidFill>
-                          <a:prstDash val="solid"/>
-                        </a:ln>
-                      </wps:spPr>
-                      <wps:style>
-                        <a:lnRef idx="2">
-                          <a:schemeClr val="accent1">
-                            <a:shade val="15000"/>
-                          </a:schemeClr>
-                        </a:lnRef>
-                        <a:fillRef idx="1">
-                          <a:schemeClr val="accent1"/>
-                        </a:fillRef>
-                        <a:effectRef idx="0">
-                          <a:schemeClr val="accent1"/>
-                        </a:effectRef>
-                        <a:fontRef idx="minor">
-                          <a:schemeClr val="lt1"/>
-                        </a:fontRef>
-                      </wps:style>
-                      <wps:txbx>
-                        <w:txbxContent>
-                          <w:p>
-                            <w:pPr>
-                              <w:jc w:val="center"/>
-                            </w:pPr>
-                            <w:r>
-                              <w:rPr>
-                                <w:color w:val="000000"/>
-                              </w:rPr>
-                              <w:t xml:space="preserve">Base de données</w:t>
-                            </w:r>
-                          </w:p>
-                        </w:txbxContent>
-                      </wps:txbx>
-                      <wps:bodyPr rot="0" spcFirstLastPara="0" vertOverflow="overflow" horzOverflow="overflow" vert="horz" wrap="square" lIns="91440" tIns="45720" rIns="91440" bIns="45720" numCol="1" spcCol="0" rtlCol="0" fromWordArt="0" anchor="ctr" anchorCtr="0" forceAA="0" compatLnSpc="1">
-                        <a:prstTxWarp prst="textNoShape">
-                          <a:avLst/>
-                        </a:prstTxWarp>
-                        <a:noAutofit/>
-                      </wps:bodyPr>
-                    </wps:wsp>
-                    <wps:wsp>
-                      <wps:cNvPr id="7" name="A--B"/>
-                      <wps:cNvCnPr>
-                        <a:stCxn id="3" idx="2"/>
-                        <a:endCxn id="4" idx="0"/>
-                      </wps:cNvCnPr>
-                      <wps:spPr>
-                        <a:xfrm>
-                          <a:off x="571500" y="571500"/>
-                          <a:ext cx="0" cy="762000"/>
-                        </a:xfrm>
-                        <a:prstGeom prst="line">
-                          <a:avLst/>
-                        </a:prstGeom>
-                        <a:ln w="12700" cap="flat" cmpd="sng" algn="ctr">
-                          <a:solidFill>
-                            <a:srgbClr val="2F5496"/>
-                          </a:solidFill>
-                          <a:prstDash val="solid"/>
-                          <a:tailEnd type="triangle" w="med" len="med"/>
-                        </a:ln>
-                      </wps:spPr>
-                      <wps:style>
-                        <a:lnRef idx="2">
-                          <a:schemeClr val="accent1"/>
-                        </a:lnRef>
-                        <a:fillRef idx="0">
-                          <a:schemeClr val="accent1"/>
-                        </a:fillRef>
-                        <a:effectRef idx="1">
-                          <a:schemeClr val="accent1"/>
-                        </a:effectRef>
-                        <a:fontRef idx="minor">
-                          <a:schemeClr val="tx1"/>
-                        </a:fontRef>
-                      </wps:style>
-                      <wps:bodyPr/>
-                    </wps:wsp>
-                    <wps:wsp>
-                      <wps:cNvPr id="8" name="B--C"/>
-                      <wps:cNvCnPr>
-                        <a:stCxn id="4" idx="2"/>
-                        <a:endCxn id="5" idx="0"/>
-                      </wps:cNvCnPr>
-                      <wps:spPr>
-                        <a:xfrm>
-                          <a:off x="571500" y="1905000"/>
-                          <a:ext cx="0" cy="762000"/>
-                        </a:xfrm>
-                        <a:prstGeom prst="line">
-                          <a:avLst/>
-                        </a:prstGeom>
-                        <a:ln w="12700" cap="flat" cmpd="sng" algn="ctr">
-                          <a:solidFill>
-                            <a:srgbClr val="2F5496"/>
-                          </a:solidFill>
-                          <a:prstDash val="solid"/>
-                          <a:tailEnd type="triangle" w="med" len="med"/>
-                        </a:ln>
-                      </wps:spPr>
-                      <wps:style>
-                        <a:lnRef idx="2">
-                          <a:schemeClr val="accent1"/>
-                        </a:lnRef>
-                        <a:fillRef idx="0">
-                          <a:schemeClr val="accent1"/>
-                        </a:fillRef>
-                        <a:effectRef idx="1">
-                          <a:schemeClr val="accent1"/>
-                        </a:effectRef>
-                        <a:fontRef idx="minor">
-                          <a:schemeClr val="tx1"/>
-                        </a:fontRef>
-                      </wps:style>
-                      <wps:bodyPr/>
-                    </wps:wsp>
-                    <wps:wsp>
-                      <wps:cNvPr id="9" name="C--D"/>
-                      <wps:cNvCnPr>
-                        <a:stCxn id="5" idx="2"/>
-                        <a:endCxn id="6" idx="0"/>
-                      </wps:cNvCnPr>
-                      <wps:spPr>
-                        <a:xfrm>
-                          <a:off x="571500" y="3238500"/>
-                          <a:ext cx="0" cy="762000"/>
-                        </a:xfrm>
-                        <a:prstGeom prst="line">
-                          <a:avLst/>
-                        </a:prstGeom>
-                        <a:ln w="12700" cap="flat" cmpd="sng" algn="ctr">
-                          <a:solidFill>
-                            <a:srgbClr val="2F5496"/>
-                          </a:solidFill>
-                          <a:prstDash val="solid"/>
-                          <a:tailEnd type="triangle" w="med" len="med"/>
-                        </a:ln>
-                      </wps:spPr>
-                      <wps:style>
-                        <a:lnRef idx="2">
-                          <a:schemeClr val="accent1"/>
-                        </a:lnRef>
-                        <a:fillRef idx="0">
-                          <a:schemeClr val="accent1"/>
-                        </a:fillRef>
-                        <a:effectRef idx="1">
-                          <a:schemeClr val="accent1"/>
-                        </a:effectRef>
-                        <a:fontRef idx="minor">
-                          <a:schemeClr val="tx1"/>
-                        </a:fontRef>
-                      </wps:style>
-                      <wps:bodyPr/>
-                    </wps:wsp>
-                  </wpg:wgp>
+                        <a:prstDash val="solid"/>
+                      </a:ln>
+                    </wps:spPr>
+                    <wps:style>
+                      <a:lnRef idx="2">
+                        <a:schemeClr val="accent1">
+                          <a:shade val="15000"/>
+                        </a:schemeClr>
+                      </a:lnRef>
+                      <a:fillRef idx="1">
+                        <a:schemeClr val="accent1"/>
+                      </a:fillRef>
+                      <a:effectRef idx="0">
+                        <a:schemeClr val="accent1"/>
+                      </a:effectRef>
+                      <a:fontRef idx="minor">
+                        <a:schemeClr val="lt1"/>
+                      </a:fontRef>
+                    </wps:style>
+                    <wps:txbx>
+                      <w:txbxContent>
+                        <w:p>
+                          <w:pPr>
+                            <w:spacing w:before="0" w:after="0"/>
+                            <w:jc w:val="center"/>
+                          </w:pPr>
+                          <w:r>
+                            <w:rPr>
+                              <w:color w:val="000000"/>
+                              <w:sz w:val="24"/>
+                            </w:rPr>
+                            <w:t xml:space="preserve">Base de données</w:t>
+                          </w:r>
+                        </w:p>
+                      </w:txbxContent>
+                    </wps:txbx>
+                    <wps:bodyPr rot="0" spcFirstLastPara="0" vertOverflow="overflow" horzOverflow="overflow" vert="horz" wrap="square" lIns="91440" tIns="45720" rIns="91440" bIns="45720" numCol="1" spcCol="0" rtlCol="0" fromWordArt="0" anchor="ctr" anchorCtr="0" forceAA="0" compatLnSpc="1">
+                      <a:prstTxWarp prst="textNoShape">
+                        <a:avLst/>
+                      </a:prstTxWarp>
+                      <a:noAutofit/>
+                    </wps:bodyPr>
+                  </wps:wsp>
+                  <wps:wsp>
+                    <wps:cNvPr id="6" name="A--B"/>
+                    <wps:cNvCnPr>
+                      <a:stCxn id="2" idx="2"/>
+                      <a:endCxn id="3" idx="0"/>
+                    </wps:cNvCnPr>
+                    <wps:spPr>
+                      <a:xfrm>
+                        <a:off x="849630" y="714375"/>
+                        <a:ext cx="0" cy="762000"/>
+                      </a:xfrm>
+                      <a:prstGeom prst="line">
+                        <a:avLst/>
+                      </a:prstGeom>
+                      <a:ln w="12700" cap="flat" cmpd="sng" algn="ctr">
+                        <a:solidFill>
+                          <a:srgbClr val="2F5496"/>
+                        </a:solidFill>
+                        <a:prstDash val="solid"/>
+                        <a:tailEnd type="triangle" w="med" len="med"/>
+                      </a:ln>
+                    </wps:spPr>
+                    <wps:style>
+                      <a:lnRef idx="2">
+                        <a:schemeClr val="accent1"/>
+                      </a:lnRef>
+                      <a:fillRef idx="0">
+                        <a:schemeClr val="accent1"/>
+                      </a:fillRef>
+                      <a:effectRef idx="1">
+                        <a:schemeClr val="accent1"/>
+                      </a:effectRef>
+                      <a:fontRef idx="minor">
+                        <a:schemeClr val="tx1"/>
+                      </a:fontRef>
+                    </wps:style>
+                    <wps:bodyPr/>
+                  </wps:wsp>
+                  <wps:wsp>
+                    <wps:cNvPr id="7" name="B--C"/>
+                    <wps:cNvCnPr>
+                      <a:stCxn id="3" idx="2"/>
+                      <a:endCxn id="4" idx="0"/>
+                    </wps:cNvCnPr>
+                    <wps:spPr>
+                      <a:xfrm>
+                        <a:off x="849630" y="2476500"/>
+                        <a:ext cx="0" cy="762000"/>
+                      </a:xfrm>
+                      <a:prstGeom prst="line">
+                        <a:avLst/>
+                      </a:prstGeom>
+                      <a:ln w="12700" cap="flat" cmpd="sng" algn="ctr">
+                        <a:solidFill>
+                          <a:srgbClr val="2F5496"/>
+                        </a:solidFill>
+                        <a:prstDash val="solid"/>
+                        <a:tailEnd type="triangle" w="med" len="med"/>
+                      </a:ln>
+                    </wps:spPr>
+                    <wps:style>
+                      <a:lnRef idx="2">
+                        <a:schemeClr val="accent1"/>
+                      </a:lnRef>
+                      <a:fillRef idx="0">
+                        <a:schemeClr val="accent1"/>
+                      </a:fillRef>
+                      <a:effectRef idx="1">
+                        <a:schemeClr val="accent1"/>
+                      </a:effectRef>
+                      <a:fontRef idx="minor">
+                        <a:schemeClr val="tx1"/>
+                      </a:fontRef>
+                    </wps:style>
+                    <wps:bodyPr/>
+                  </wps:wsp>
+                  <wps:wsp>
+                    <wps:cNvPr id="8" name="C--D"/>
+                    <wps:cNvCnPr>
+                      <a:stCxn id="4" idx="2"/>
+                      <a:endCxn id="5" idx="0"/>
+                    </wps:cNvCnPr>
+                    <wps:spPr>
+                      <a:xfrm>
+                        <a:off x="849630" y="3952875"/>
+                        <a:ext cx="0" cy="762000"/>
+                      </a:xfrm>
+                      <a:prstGeom prst="line">
+                        <a:avLst/>
+                      </a:prstGeom>
+                      <a:ln w="12700" cap="flat" cmpd="sng" algn="ctr">
+                        <a:solidFill>
+                          <a:srgbClr val="2F5496"/>
+                        </a:solidFill>
+                        <a:prstDash val="solid"/>
+                        <a:tailEnd type="triangle" w="med" len="med"/>
+                      </a:ln>
+                    </wps:spPr>
+                    <wps:style>
+                      <a:lnRef idx="2">
+                        <a:schemeClr val="accent1"/>
+                      </a:lnRef>
+                      <a:fillRef idx="0">
+                        <a:schemeClr val="accent1"/>
+                      </a:fillRef>
+                      <a:effectRef idx="1">
+                        <a:schemeClr val="accent1"/>
+                      </a:effectRef>
+                      <a:fontRef idx="minor">
+                        <a:schemeClr val="tx1"/>
+                      </a:fontRef>
+                    </wps:style>
+                    <wps:bodyPr/>
+                  </wps:wsp>
                 </wpc:wpc>
               </a:graphicData>
             </a:graphic>
@@ -825,615 +821,616 @@
       <w:r>
         <w:drawing>
           <wp:inline xmlns:wp="http://schemas.openxmlformats.org/drawingml/2006/wordprocessingDrawing" distT="0" distB="0" distL="0" distR="0">
-            <wp:extent cx="2857500" cy="5905500"/>
+            <wp:extent cx="5943600" cy="5943600"/>
             <wp:effectExtent l="0" t="0" r="0" b="0"/>
-            <wp:docPr id="10" name="Diagram 1"/>
+            <wp:docPr id="9" name="Diagram 1"/>
             <wp:cNvGraphicFramePr>
               <a:graphicFrameLocks xmlns:a="http://schemas.openxmlformats.org/drawingml/2006/main" noChangeAspect="1"/>
             </wp:cNvGraphicFramePr>
             <a:graphic xmlns:a="http://schemas.openxmlformats.org/drawingml/2006/main">
               <a:graphicData uri="http://schemas.microsoft.com/office/word/2010/wordprocessingCanvas">
-                <wpc:wpc xmlns:wpc="http://schemas.microsoft.com/office/word/2010/wordprocessingCanvas">
+                <wpc:wpc xmlns:wpc="http://schemas.microsoft.com/office/word/2010/wordprocessingCanvas" xmlns:wpg="http://schemas.microsoft.com/office/word/2010/wordprocessingGroup" xmlns:wps="http://schemas.microsoft.com/office/word/2010/wordprocessingShape" xmlns:pic="http://schemas.openxmlformats.org/drawingml/2006/picture" xmlns:r="http://schemas.openxmlformats.org/officeDocument/2006/relationships">
                   <wpc:bg>
                     <a:solidFill>
                       <a:prstClr val="white"/>
                     </a:solidFill>
                   </wpc:bg>
                   <wpc:whole/>
-                  <wpg:wgp xmlns:wpg="http://schemas.microsoft.com/office/word/2010/wordprocessingGroup" xmlns:wps="http://schemas.microsoft.com/office/word/2010/wordprocessingShape" xmlns:wp="http://schemas.openxmlformats.org/drawingml/2006/wordprocessingDrawing" xmlns:a="http://schemas.openxmlformats.org/drawingml/2006/main" xmlns:pic="http://schemas.openxmlformats.org/drawingml/2006/picture" xmlns:r="http://schemas.openxmlformats.org/officeDocument/2006/relationships" xmlns:w="http://schemas.openxmlformats.org/wordprocessingml/2006/main">
-                    <wpg:cNvPr id="11" name="Diagram group 2"/>
-                    <wpg:cNvGrpSpPr/>
-                    <wpg:grpSpPr>
+                  <wps:wsp>
+                    <wps:cNvPr id="10" name="Collecteur" descr="A"/>
+                    <wps:cNvSpPr/>
+                    <wps:spPr>
                       <a:xfrm>
-                        <a:off x="0" y="0"/>
-                        <a:ext cx="2857500" cy="5905500"/>
-                        <a:chOff x="0" y="0"/>
-                        <a:chExt cx="2857500" cy="5905500"/>
+                        <a:off x="670832" y="0"/>
+                        <a:ext cx="1350749" cy="567860"/>
                       </a:xfrm>
-                    </wpg:grpSpPr>
-                    <wps:wsp>
-                      <wps:cNvPr id="12" name="Collecteur" descr="A"/>
-                      <wps:cNvSpPr/>
-                      <wps:spPr>
-                        <a:xfrm>
-                          <a:off x="857250" y="0"/>
-                          <a:ext cx="1143000" cy="571500"/>
-                        </a:xfrm>
-                        <a:prstGeom prst="rect">
-                          <a:avLst/>
-                        </a:prstGeom>
+                      <a:prstGeom prst="rect">
+                        <a:avLst/>
+                      </a:prstGeom>
+                      <a:solidFill>
+                        <a:srgbClr val="D9E2F3"/>
+                      </a:solidFill>
+                      <a:ln w="12700" cap="flat" cmpd="sng" algn="ctr">
                         <a:solidFill>
-                          <a:srgbClr val="D9E2F3"/>
+                          <a:srgbClr val="2F5496"/>
                         </a:solidFill>
-                        <a:ln w="12700" cap="flat" cmpd="sng" algn="ctr">
-                          <a:solidFill>
-                            <a:srgbClr val="2F5496"/>
-                          </a:solidFill>
-                          <a:prstDash val="solid"/>
-                        </a:ln>
-                      </wps:spPr>
-                      <wps:style>
-                        <a:lnRef idx="2">
-                          <a:schemeClr val="accent1">
-                            <a:shade val="15000"/>
-                          </a:schemeClr>
-                        </a:lnRef>
-                        <a:fillRef idx="1">
-                          <a:schemeClr val="accent1"/>
-                        </a:fillRef>
-                        <a:effectRef idx="0">
-                          <a:schemeClr val="accent1"/>
-                        </a:effectRef>
-                        <a:fontRef idx="minor">
-                          <a:schemeClr val="lt1"/>
-                        </a:fontRef>
-                      </wps:style>
-                      <wps:txbx>
-                        <w:txbxContent>
-                          <w:p>
-                            <w:pPr>
-                              <w:jc w:val="center"/>
-                            </w:pPr>
-                            <w:r>
-                              <w:rPr>
-                                <w:color w:val="000000"/>
-                              </w:rPr>
-                              <w:t xml:space="preserve">Collecteur</w:t>
-                            </w:r>
-                          </w:p>
-                        </w:txbxContent>
-                      </wps:txbx>
-                      <wps:bodyPr rot="0" spcFirstLastPara="0" vertOverflow="overflow" horzOverflow="overflow" vert="horz" wrap="square" lIns="91440" tIns="45720" rIns="91440" bIns="45720" numCol="1" spcCol="0" rtlCol="0" fromWordArt="0" anchor="ctr" anchorCtr="0" forceAA="0" compatLnSpc="1">
-                        <a:prstTxWarp prst="textNoShape">
-                          <a:avLst/>
-                        </a:prstTxWarp>
-                        <a:noAutofit/>
-                      </wps:bodyPr>
-                    </wps:wsp>
-                    <wps:wsp>
-                      <wps:cNvPr id="13" name="File d'attente" descr="B"/>
-                      <wps:cNvSpPr/>
-                      <wps:spPr>
-                        <a:xfrm>
-                          <a:off x="857250" y="1333500"/>
-                          <a:ext cx="1143000" cy="571500"/>
-                        </a:xfrm>
-                        <a:prstGeom prst="rect">
-                          <a:avLst/>
-                        </a:prstGeom>
+                        <a:prstDash val="solid"/>
+                      </a:ln>
+                    </wps:spPr>
+                    <wps:style>
+                      <a:lnRef idx="2">
+                        <a:schemeClr val="accent1">
+                          <a:shade val="15000"/>
+                        </a:schemeClr>
+                      </a:lnRef>
+                      <a:fillRef idx="1">
+                        <a:schemeClr val="accent1"/>
+                      </a:fillRef>
+                      <a:effectRef idx="0">
+                        <a:schemeClr val="accent1"/>
+                      </a:effectRef>
+                      <a:fontRef idx="minor">
+                        <a:schemeClr val="lt1"/>
+                      </a:fontRef>
+                    </wps:style>
+                    <wps:txbx>
+                      <w:txbxContent>
+                        <w:p>
+                          <w:pPr>
+                            <w:spacing w:before="0" w:after="0"/>
+                            <w:jc w:val="center"/>
+                          </w:pPr>
+                          <w:r>
+                            <w:rPr>
+                              <w:color w:val="000000"/>
+                              <w:sz w:val="19"/>
+                            </w:rPr>
+                            <w:t xml:space="preserve">Collecteur</w:t>
+                          </w:r>
+                        </w:p>
+                      </w:txbxContent>
+                    </wps:txbx>
+                    <wps:bodyPr rot="0" spcFirstLastPara="0" vertOverflow="overflow" horzOverflow="overflow" vert="horz" wrap="square" lIns="72686" tIns="36343" rIns="72686" bIns="36343" numCol="1" spcCol="0" rtlCol="0" fromWordArt="0" anchor="ctr" anchorCtr="0" forceAA="0" compatLnSpc="1">
+                      <a:prstTxWarp prst="textNoShape">
+                        <a:avLst/>
+                      </a:prstTxWarp>
+                      <a:noAutofit/>
+                    </wps:bodyPr>
+                  </wps:wsp>
+                  <wps:wsp>
+                    <wps:cNvPr id="11" name="File d'attente" descr="B"/>
+                    <wps:cNvSpPr/>
+                    <wps:spPr>
+                      <a:xfrm>
+                        <a:off x="734432" y="1173577"/>
+                        <a:ext cx="1223549" cy="795004"/>
+                      </a:xfrm>
+                      <a:prstGeom prst="rect">
+                        <a:avLst/>
+                      </a:prstGeom>
+                      <a:solidFill>
+                        <a:srgbClr val="D9E2F3"/>
+                      </a:solidFill>
+                      <a:ln w="12700" cap="flat" cmpd="sng" algn="ctr">
                         <a:solidFill>
-                          <a:srgbClr val="D9E2F3"/>
+                          <a:srgbClr val="2F5496"/>
                         </a:solidFill>
-                        <a:ln w="12700" cap="flat" cmpd="sng" algn="ctr">
-                          <a:solidFill>
-                            <a:srgbClr val="2F5496"/>
-                          </a:solidFill>
-                          <a:prstDash val="solid"/>
-                        </a:ln>
-                      </wps:spPr>
-                      <wps:style>
-                        <a:lnRef idx="2">
-                          <a:schemeClr val="accent1">
-                            <a:shade val="15000"/>
-                          </a:schemeClr>
-                        </a:lnRef>
-                        <a:fillRef idx="1">
-                          <a:schemeClr val="accent1"/>
-                        </a:fillRef>
-                        <a:effectRef idx="0">
-                          <a:schemeClr val="accent1"/>
-                        </a:effectRef>
-                        <a:fontRef idx="minor">
-                          <a:schemeClr val="lt1"/>
-                        </a:fontRef>
-                      </wps:style>
-                      <wps:txbx>
-                        <w:txbxContent>
-                          <w:p>
-                            <w:pPr>
-                              <w:jc w:val="center"/>
-                            </w:pPr>
-                            <w:r>
-                              <w:rPr>
-                                <w:color w:val="000000"/>
-                              </w:rPr>
-                              <w:t xml:space="preserve">File d'attente</w:t>
-                            </w:r>
-                          </w:p>
-                        </w:txbxContent>
-                      </wps:txbx>
-                      <wps:bodyPr rot="0" spcFirstLastPara="0" vertOverflow="overflow" horzOverflow="overflow" vert="horz" wrap="square" lIns="91440" tIns="45720" rIns="91440" bIns="45720" numCol="1" spcCol="0" rtlCol="0" fromWordArt="0" anchor="ctr" anchorCtr="0" forceAA="0" compatLnSpc="1">
-                        <a:prstTxWarp prst="textNoShape">
-                          <a:avLst/>
-                        </a:prstTxWarp>
-                        <a:noAutofit/>
-                      </wps:bodyPr>
-                    </wps:wsp>
-                    <wps:wsp>
-                      <wps:cNvPr id="14" name="Worker" descr="C"/>
-                      <wps:cNvSpPr/>
-                      <wps:spPr>
-                        <a:xfrm>
-                          <a:off x="857250" y="2667000"/>
-                          <a:ext cx="1143000" cy="571500"/>
-                        </a:xfrm>
-                        <a:prstGeom prst="rect">
-                          <a:avLst/>
-                        </a:prstGeom>
+                        <a:prstDash val="solid"/>
+                      </a:ln>
+                    </wps:spPr>
+                    <wps:style>
+                      <a:lnRef idx="2">
+                        <a:schemeClr val="accent1">
+                          <a:shade val="15000"/>
+                        </a:schemeClr>
+                      </a:lnRef>
+                      <a:fillRef idx="1">
+                        <a:schemeClr val="accent1"/>
+                      </a:fillRef>
+                      <a:effectRef idx="0">
+                        <a:schemeClr val="accent1"/>
+                      </a:effectRef>
+                      <a:fontRef idx="minor">
+                        <a:schemeClr val="lt1"/>
+                      </a:fontRef>
+                    </wps:style>
+                    <wps:txbx>
+                      <w:txbxContent>
+                        <w:p>
+                          <w:pPr>
+                            <w:spacing w:before="0" w:after="0"/>
+                            <w:jc w:val="center"/>
+                          </w:pPr>
+                          <w:r>
+                            <w:rPr>
+                              <w:color w:val="000000"/>
+                              <w:sz w:val="19"/>
+                            </w:rPr>
+                            <w:t xml:space="preserve">File d'attente</w:t>
+                          </w:r>
+                        </w:p>
+                      </w:txbxContent>
+                    </wps:txbx>
+                    <wps:bodyPr rot="0" spcFirstLastPara="0" vertOverflow="overflow" horzOverflow="overflow" vert="horz" wrap="square" lIns="72686" tIns="36343" rIns="72686" bIns="36343" numCol="1" spcCol="0" rtlCol="0" fromWordArt="0" anchor="ctr" anchorCtr="0" forceAA="0" compatLnSpc="1">
+                      <a:prstTxWarp prst="textNoShape">
+                        <a:avLst/>
+                      </a:prstTxWarp>
+                      <a:noAutofit/>
+                    </wps:bodyPr>
+                  </wps:wsp>
+                  <wps:wsp>
+                    <wps:cNvPr id="12" name="Worker" descr="C"/>
+                    <wps:cNvSpPr/>
+                    <wps:spPr>
+                      <a:xfrm>
+                        <a:off x="888890" y="2574298"/>
+                        <a:ext cx="914633" cy="567860"/>
+                      </a:xfrm>
+                      <a:prstGeom prst="rect">
+                        <a:avLst/>
+                      </a:prstGeom>
+                      <a:solidFill>
+                        <a:srgbClr val="D9E2F3"/>
+                      </a:solidFill>
+                      <a:ln w="12700" cap="flat" cmpd="sng" algn="ctr">
                         <a:solidFill>
-                          <a:srgbClr val="D9E2F3"/>
+                          <a:srgbClr val="2F5496"/>
                         </a:solidFill>
-                        <a:ln w="12700" cap="flat" cmpd="sng" algn="ctr">
-                          <a:solidFill>
-                            <a:srgbClr val="2F5496"/>
-                          </a:solidFill>
-                          <a:prstDash val="solid"/>
-                        </a:ln>
-                      </wps:spPr>
-                      <wps:style>
-                        <a:lnRef idx="2">
-                          <a:schemeClr val="accent1">
-                            <a:shade val="15000"/>
-                          </a:schemeClr>
-                        </a:lnRef>
-                        <a:fillRef idx="1">
-                          <a:schemeClr val="accent1"/>
-                        </a:fillRef>
-                        <a:effectRef idx="0">
-                          <a:schemeClr val="accent1"/>
-                        </a:effectRef>
-                        <a:fontRef idx="minor">
-                          <a:schemeClr val="lt1"/>
-                        </a:fontRef>
-                      </wps:style>
-                      <wps:txbx>
-                        <w:txbxContent>
-                          <w:p>
-                            <w:pPr>
-                              <w:jc w:val="center"/>
-                            </w:pPr>
-                            <w:r>
-                              <w:rPr>
-                                <w:color w:val="000000"/>
-                              </w:rPr>
-                              <w:t xml:space="preserve">Worker</w:t>
-                            </w:r>
-                          </w:p>
-                        </w:txbxContent>
-                      </wps:txbx>
-                      <wps:bodyPr rot="0" spcFirstLastPara="0" vertOverflow="overflow" horzOverflow="overflow" vert="horz" wrap="square" lIns="91440" tIns="45720" rIns="91440" bIns="45720" numCol="1" spcCol="0" rtlCol="0" fromWordArt="0" anchor="ctr" anchorCtr="0" forceAA="0" compatLnSpc="1">
-                        <a:prstTxWarp prst="textNoShape">
-                          <a:avLst/>
-                        </a:prstTxWarp>
-                        <a:noAutofit/>
-                      </wps:bodyPr>
-                    </wps:wsp>
-                    <wps:wsp>
-                      <wps:cNvPr id="15" name="Base de données" descr="D"/>
-                      <wps:cNvSpPr/>
-                      <wps:spPr>
-                        <a:xfrm>
-                          <a:off x="0" y="4000500"/>
-                          <a:ext cx="1143000" cy="571500"/>
-                        </a:xfrm>
-                        <a:prstGeom prst="rect">
-                          <a:avLst/>
-                        </a:prstGeom>
+                        <a:prstDash val="solid"/>
+                      </a:ln>
+                    </wps:spPr>
+                    <wps:style>
+                      <a:lnRef idx="2">
+                        <a:schemeClr val="accent1">
+                          <a:shade val="15000"/>
+                        </a:schemeClr>
+                      </a:lnRef>
+                      <a:fillRef idx="1">
+                        <a:schemeClr val="accent1"/>
+                      </a:fillRef>
+                      <a:effectRef idx="0">
+                        <a:schemeClr val="accent1"/>
+                      </a:effectRef>
+                      <a:fontRef idx="minor">
+                        <a:schemeClr val="lt1"/>
+                      </a:fontRef>
+                    </wps:style>
+                    <wps:txbx>
+                      <w:txbxContent>
+                        <w:p>
+                          <w:pPr>
+                            <w:spacing w:before="0" w:after="0"/>
+                            <w:jc w:val="center"/>
+                          </w:pPr>
+                          <w:r>
+                            <w:rPr>
+                              <w:color w:val="000000"/>
+                              <w:sz w:val="19"/>
+                            </w:rPr>
+                            <w:t xml:space="preserve">Worker</w:t>
+                          </w:r>
+                        </w:p>
+                      </w:txbxContent>
+                    </wps:txbx>
+                    <wps:bodyPr rot="0" spcFirstLastPara="0" vertOverflow="overflow" horzOverflow="overflow" vert="horz" wrap="square" lIns="72686" tIns="36343" rIns="72686" bIns="36343" numCol="1" spcCol="0" rtlCol="0" fromWordArt="0" anchor="ctr" anchorCtr="0" forceAA="0" compatLnSpc="1">
+                      <a:prstTxWarp prst="textNoShape">
+                        <a:avLst/>
+                      </a:prstTxWarp>
+                      <a:noAutofit/>
+                    </wps:bodyPr>
+                  </wps:wsp>
+                  <wps:wsp>
+                    <wps:cNvPr id="13" name="Base de données" descr="D"/>
+                    <wps:cNvSpPr/>
+                    <wps:spPr>
+                      <a:xfrm>
+                        <a:off x="0" y="3747875"/>
+                        <a:ext cx="1005491" cy="795004"/>
+                      </a:xfrm>
+                      <a:prstGeom prst="rect">
+                        <a:avLst/>
+                      </a:prstGeom>
+                      <a:solidFill>
+                        <a:srgbClr val="D9E2F3"/>
+                      </a:solidFill>
+                      <a:ln w="12700" cap="flat" cmpd="sng" algn="ctr">
                         <a:solidFill>
-                          <a:srgbClr val="D9E2F3"/>
+                          <a:srgbClr val="2F5496"/>
                         </a:solidFill>
-                        <a:ln w="12700" cap="flat" cmpd="sng" algn="ctr">
-                          <a:solidFill>
-                            <a:srgbClr val="2F5496"/>
-                          </a:solidFill>
-                          <a:prstDash val="solid"/>
-                        </a:ln>
-                      </wps:spPr>
-                      <wps:style>
-                        <a:lnRef idx="2">
-                          <a:schemeClr val="accent1">
-                            <a:shade val="15000"/>
-                          </a:schemeClr>
-                        </a:lnRef>
-                        <a:fillRef idx="1">
-                          <a:schemeClr val="accent1"/>
-                        </a:fillRef>
-                        <a:effectRef idx="0">
-                          <a:schemeClr val="accent1"/>
-                        </a:effectRef>
-                        <a:fontRef idx="minor">
-                          <a:schemeClr val="lt1"/>
-                        </a:fontRef>
-                      </wps:style>
-                      <wps:txbx>
-                        <w:txbxContent>
-                          <w:p>
-                            <w:pPr>
-                              <w:jc w:val="center"/>
-                            </w:pPr>
-                            <w:r>
-                              <w:rPr>
-                                <w:color w:val="000000"/>
-                              </w:rPr>
-                              <w:t xml:space="preserve">Base de données</w:t>
-                            </w:r>
-                          </w:p>
-                        </w:txbxContent>
-                      </wps:txbx>
-                      <wps:bodyPr rot="0" spcFirstLastPara="0" vertOverflow="overflow" horzOverflow="overflow" vert="horz" wrap="square" lIns="91440" tIns="45720" rIns="91440" bIns="45720" numCol="1" spcCol="0" rtlCol="0" fromWordArt="0" anchor="ctr" anchorCtr="0" forceAA="0" compatLnSpc="1">
-                        <a:prstTxWarp prst="textNoShape">
-                          <a:avLst/>
-                        </a:prstTxWarp>
-                        <a:noAutofit/>
-                      </wps:bodyPr>
-                    </wps:wsp>
-                    <wps:wsp>
-                      <wps:cNvPr id="16" name="Dead-letter queue" descr="E"/>
-                      <wps:cNvSpPr/>
-                      <wps:spPr>
-                        <a:xfrm>
-                          <a:off x="1714500" y="4000500"/>
-                          <a:ext cx="1143000" cy="571500"/>
-                        </a:xfrm>
-                        <a:prstGeom prst="rect">
-                          <a:avLst/>
-                        </a:prstGeom>
+                        <a:prstDash val="solid"/>
+                      </a:ln>
+                    </wps:spPr>
+                    <wps:style>
+                      <a:lnRef idx="2">
+                        <a:schemeClr val="accent1">
+                          <a:shade val="15000"/>
+                        </a:schemeClr>
+                      </a:lnRef>
+                      <a:fillRef idx="1">
+                        <a:schemeClr val="accent1"/>
+                      </a:fillRef>
+                      <a:effectRef idx="0">
+                        <a:schemeClr val="accent1"/>
+                      </a:effectRef>
+                      <a:fontRef idx="minor">
+                        <a:schemeClr val="lt1"/>
+                      </a:fontRef>
+                    </wps:style>
+                    <wps:txbx>
+                      <w:txbxContent>
+                        <w:p>
+                          <w:pPr>
+                            <w:spacing w:before="0" w:after="0"/>
+                            <w:jc w:val="center"/>
+                          </w:pPr>
+                          <w:r>
+                            <w:rPr>
+                              <w:color w:val="000000"/>
+                              <w:sz w:val="19"/>
+                            </w:rPr>
+                            <w:t xml:space="preserve">Base de données</w:t>
+                          </w:r>
+                        </w:p>
+                      </w:txbxContent>
+                    </wps:txbx>
+                    <wps:bodyPr rot="0" spcFirstLastPara="0" vertOverflow="overflow" horzOverflow="overflow" vert="horz" wrap="square" lIns="72686" tIns="36343" rIns="72686" bIns="36343" numCol="1" spcCol="0" rtlCol="0" fromWordArt="0" anchor="ctr" anchorCtr="0" forceAA="0" compatLnSpc="1">
+                      <a:prstTxWarp prst="textNoShape">
+                        <a:avLst/>
+                      </a:prstTxWarp>
+                      <a:noAutofit/>
+                    </wps:bodyPr>
+                  </wps:wsp>
+                  <wps:wsp>
+                    <wps:cNvPr id="14" name="Dead-letter queue" descr="E"/>
+                    <wps:cNvSpPr/>
+                    <wps:spPr>
+                      <a:xfrm>
+                        <a:off x="1459778" y="3747875"/>
+                        <a:ext cx="1459778" cy="795004"/>
+                      </a:xfrm>
+                      <a:prstGeom prst="rect">
+                        <a:avLst/>
+                      </a:prstGeom>
+                      <a:solidFill>
+                        <a:srgbClr val="D9E2F3"/>
+                      </a:solidFill>
+                      <a:ln w="12700" cap="flat" cmpd="sng" algn="ctr">
                         <a:solidFill>
-                          <a:srgbClr val="D9E2F3"/>
+                          <a:srgbClr val="2F5496"/>
                         </a:solidFill>
-                        <a:ln w="12700" cap="flat" cmpd="sng" algn="ctr">
-                          <a:solidFill>
-                            <a:srgbClr val="2F5496"/>
-                          </a:solidFill>
-                          <a:prstDash val="solid"/>
-                        </a:ln>
-                      </wps:spPr>
-                      <wps:style>
-                        <a:lnRef idx="2">
-                          <a:schemeClr val="accent1">
-                            <a:shade val="15000"/>
-                          </a:schemeClr>
-                        </a:lnRef>
-                        <a:fillRef idx="1">
-                          <a:schemeClr val="accent1"/>
-                        </a:fillRef>
-                        <a:effectRef idx="0">
-                          <a:schemeClr val="accent1"/>
-                        </a:effectRef>
-                        <a:fontRef idx="minor">
-                          <a:schemeClr val="lt1"/>
-                        </a:fontRef>
-                      </wps:style>
-                      <wps:txbx>
-                        <w:txbxContent>
-                          <w:p>
-                            <w:pPr>
-                              <w:jc w:val="center"/>
-                            </w:pPr>
-                            <w:r>
-                              <w:rPr>
-                                <w:color w:val="000000"/>
-                              </w:rPr>
-                              <w:t xml:space="preserve">Dead-letter queue</w:t>
-                            </w:r>
-                          </w:p>
-                        </w:txbxContent>
-                      </wps:txbx>
-                      <wps:bodyPr rot="0" spcFirstLastPara="0" vertOverflow="overflow" horzOverflow="overflow" vert="horz" wrap="square" lIns="91440" tIns="45720" rIns="91440" bIns="45720" numCol="1" spcCol="0" rtlCol="0" fromWordArt="0" anchor="ctr" anchorCtr="0" forceAA="0" compatLnSpc="1">
-                        <a:prstTxWarp prst="textNoShape">
-                          <a:avLst/>
-                        </a:prstTxWarp>
-                        <a:noAutofit/>
-                      </wps:bodyPr>
-                    </wps:wsp>
-                    <wps:wsp>
-                      <wps:cNvPr id="17" name="Alerte on-call" descr="F"/>
-                      <wps:cNvSpPr/>
-                      <wps:spPr>
-                        <a:xfrm>
-                          <a:off x="1714500" y="5334000"/>
-                          <a:ext cx="1143000" cy="571500"/>
-                        </a:xfrm>
-                        <a:prstGeom prst="rect">
-                          <a:avLst/>
-                        </a:prstGeom>
+                        <a:prstDash val="solid"/>
+                      </a:ln>
+                    </wps:spPr>
+                    <wps:style>
+                      <a:lnRef idx="2">
+                        <a:schemeClr val="accent1">
+                          <a:shade val="15000"/>
+                        </a:schemeClr>
+                      </a:lnRef>
+                      <a:fillRef idx="1">
+                        <a:schemeClr val="accent1"/>
+                      </a:fillRef>
+                      <a:effectRef idx="0">
+                        <a:schemeClr val="accent1"/>
+                      </a:effectRef>
+                      <a:fontRef idx="minor">
+                        <a:schemeClr val="lt1"/>
+                      </a:fontRef>
+                    </wps:style>
+                    <wps:txbx>
+                      <w:txbxContent>
+                        <w:p>
+                          <w:pPr>
+                            <w:spacing w:before="0" w:after="0"/>
+                            <w:jc w:val="center"/>
+                          </w:pPr>
+                          <w:r>
+                            <w:rPr>
+                              <w:color w:val="000000"/>
+                              <w:sz w:val="19"/>
+                            </w:rPr>
+                            <w:t xml:space="preserve">Dead-letter queue</w:t>
+                          </w:r>
+                        </w:p>
+                      </w:txbxContent>
+                    </wps:txbx>
+                    <wps:bodyPr rot="0" spcFirstLastPara="0" vertOverflow="overflow" horzOverflow="overflow" vert="horz" wrap="square" lIns="72686" tIns="36343" rIns="72686" bIns="36343" numCol="1" spcCol="0" rtlCol="0" fromWordArt="0" anchor="ctr" anchorCtr="0" forceAA="0" compatLnSpc="1">
+                      <a:prstTxWarp prst="textNoShape">
+                        <a:avLst/>
+                      </a:prstTxWarp>
+                      <a:noAutofit/>
+                    </wps:bodyPr>
+                  </wps:wsp>
+                  <wps:wsp>
+                    <wps:cNvPr id="15" name="Alerte on-call" descr="F"/>
+                    <wps:cNvSpPr/>
+                    <wps:spPr>
+                      <a:xfrm>
+                        <a:off x="1686922" y="5148596"/>
+                        <a:ext cx="1005491" cy="795004"/>
+                      </a:xfrm>
+                      <a:prstGeom prst="rect">
+                        <a:avLst/>
+                      </a:prstGeom>
+                      <a:solidFill>
+                        <a:srgbClr val="D9E2F3"/>
+                      </a:solidFill>
+                      <a:ln w="12700" cap="flat" cmpd="sng" algn="ctr">
                         <a:solidFill>
-                          <a:srgbClr val="D9E2F3"/>
+                          <a:srgbClr val="2F5496"/>
                         </a:solidFill>
-                        <a:ln w="12700" cap="flat" cmpd="sng" algn="ctr">
-                          <a:solidFill>
-                            <a:srgbClr val="2F5496"/>
-                          </a:solidFill>
-                          <a:prstDash val="solid"/>
-                        </a:ln>
-                      </wps:spPr>
-                      <wps:style>
-                        <a:lnRef idx="2">
-                          <a:schemeClr val="accent1">
-                            <a:shade val="15000"/>
-                          </a:schemeClr>
-                        </a:lnRef>
-                        <a:fillRef idx="1">
-                          <a:schemeClr val="accent1"/>
-                        </a:fillRef>
-                        <a:effectRef idx="0">
-                          <a:schemeClr val="accent1"/>
-                        </a:effectRef>
-                        <a:fontRef idx="minor">
-                          <a:schemeClr val="lt1"/>
-                        </a:fontRef>
-                      </wps:style>
-                      <wps:txbx>
-                        <w:txbxContent>
-                          <w:p>
-                            <w:pPr>
-                              <w:jc w:val="center"/>
-                            </w:pPr>
-                            <w:r>
-                              <w:rPr>
-                                <w:color w:val="000000"/>
-                              </w:rPr>
-                              <w:t xml:space="preserve">Alerte on-call</w:t>
-                            </w:r>
-                          </w:p>
-                        </w:txbxContent>
-                      </wps:txbx>
-                      <wps:bodyPr rot="0" spcFirstLastPara="0" vertOverflow="overflow" horzOverflow="overflow" vert="horz" wrap="square" lIns="91440" tIns="45720" rIns="91440" bIns="45720" numCol="1" spcCol="0" rtlCol="0" fromWordArt="0" anchor="ctr" anchorCtr="0" forceAA="0" compatLnSpc="1">
-                        <a:prstTxWarp prst="textNoShape">
-                          <a:avLst/>
-                        </a:prstTxWarp>
-                        <a:noAutofit/>
-                      </wps:bodyPr>
-                    </wps:wsp>
-                    <wps:wsp>
-                      <wps:cNvPr id="18" name="A--B"/>
-                      <wps:cNvCnPr>
-                        <a:stCxn id="12" idx="2"/>
-                        <a:endCxn id="13" idx="0"/>
-                      </wps:cNvCnPr>
-                      <wps:spPr>
-                        <a:xfrm>
-                          <a:off x="1428750" y="571500"/>
-                          <a:ext cx="0" cy="762000"/>
-                        </a:xfrm>
-                        <a:prstGeom prst="line">
-                          <a:avLst/>
-                        </a:prstGeom>
-                        <a:ln w="12700" cap="flat" cmpd="sng" algn="ctr">
-                          <a:solidFill>
-                            <a:srgbClr val="2F5496"/>
-                          </a:solidFill>
-                          <a:prstDash val="solid"/>
-                          <a:tailEnd type="triangle" w="med" len="med"/>
-                        </a:ln>
-                      </wps:spPr>
-                      <wps:style>
-                        <a:lnRef idx="2">
-                          <a:schemeClr val="accent1"/>
-                        </a:lnRef>
-                        <a:fillRef idx="0">
-                          <a:schemeClr val="accent1"/>
-                        </a:fillRef>
-                        <a:effectRef idx="1">
-                          <a:schemeClr val="accent1"/>
-                        </a:effectRef>
-                        <a:fontRef idx="minor">
-                          <a:schemeClr val="tx1"/>
-                        </a:fontRef>
-                      </wps:style>
-                      <wps:bodyPr/>
-                    </wps:wsp>
-                    <wps:wsp>
-                      <wps:cNvPr id="19" name="B--C"/>
-                      <wps:cNvCnPr>
-                        <a:stCxn id="13" idx="2"/>
-                        <a:endCxn id="14" idx="0"/>
-                      </wps:cNvCnPr>
-                      <wps:spPr>
-                        <a:xfrm>
-                          <a:off x="1428750" y="1905000"/>
-                          <a:ext cx="0" cy="762000"/>
-                        </a:xfrm>
-                        <a:prstGeom prst="line">
-                          <a:avLst/>
-                        </a:prstGeom>
-                        <a:ln w="12700" cap="flat" cmpd="sng" algn="ctr">
-                          <a:solidFill>
-                            <a:srgbClr val="2F5496"/>
-                          </a:solidFill>
-                          <a:prstDash val="solid"/>
-                          <a:tailEnd type="triangle" w="med" len="med"/>
-                        </a:ln>
-                      </wps:spPr>
-                      <wps:style>
-                        <a:lnRef idx="2">
-                          <a:schemeClr val="accent1"/>
-                        </a:lnRef>
-                        <a:fillRef idx="0">
-                          <a:schemeClr val="accent1"/>
-                        </a:fillRef>
-                        <a:effectRef idx="1">
-                          <a:schemeClr val="accent1"/>
-                        </a:effectRef>
-                        <a:fontRef idx="minor">
-                          <a:schemeClr val="tx1"/>
-                        </a:fontRef>
-                      </wps:style>
-                      <wps:bodyPr/>
-                    </wps:wsp>
-                    <wps:wsp>
-                      <wps:cNvPr id="20" name="C--D"/>
-                      <wps:cNvCnPr>
-                        <a:stCxn id="14" idx="2"/>
-                        <a:endCxn id="15" idx="0"/>
-                      </wps:cNvCnPr>
-                      <wps:spPr>
-                        <a:xfrm flipH="1">
-                          <a:off x="571500" y="3238500"/>
-                          <a:ext cx="857250" cy="762000"/>
-                        </a:xfrm>
-                        <a:prstGeom prst="line">
-                          <a:avLst/>
-                        </a:prstGeom>
-                        <a:ln w="12700" cap="flat" cmpd="sng" algn="ctr">
-                          <a:solidFill>
-                            <a:srgbClr val="2F5496"/>
-                          </a:solidFill>
-                          <a:prstDash val="solid"/>
-                          <a:tailEnd type="triangle" w="med" len="med"/>
-                        </a:ln>
-                      </wps:spPr>
-                      <wps:style>
-                        <a:lnRef idx="2">
-                          <a:schemeClr val="accent1"/>
-                        </a:lnRef>
-                        <a:fillRef idx="0">
-                          <a:schemeClr val="accent1"/>
-                        </a:fillRef>
-                        <a:effectRef idx="1">
-                          <a:schemeClr val="accent1"/>
-                        </a:effectRef>
-                        <a:fontRef idx="minor">
-                          <a:schemeClr val="tx1"/>
-                        </a:fontRef>
-                      </wps:style>
-                      <wps:bodyPr/>
-                    </wps:wsp>
-                    <wps:wsp>
-                      <wps:cNvPr id="21" name="C--E"/>
-                      <wps:cNvCnPr>
-                        <a:stCxn id="14" idx="2"/>
-                        <a:endCxn id="16" idx="0"/>
-                      </wps:cNvCnPr>
-                      <wps:spPr>
-                        <a:xfrm>
-                          <a:off x="1428750" y="3238500"/>
-                          <a:ext cx="857250" cy="762000"/>
-                        </a:xfrm>
-                        <a:prstGeom prst="line">
-                          <a:avLst/>
-                        </a:prstGeom>
-                        <a:ln w="12700" cap="flat" cmpd="sng" algn="ctr">
-                          <a:solidFill>
-                            <a:srgbClr val="2F5496"/>
-                          </a:solidFill>
-                          <a:prstDash val="solid"/>
-                          <a:tailEnd type="triangle" w="med" len="med"/>
-                        </a:ln>
-                      </wps:spPr>
-                      <wps:style>
-                        <a:lnRef idx="2">
-                          <a:schemeClr val="accent1"/>
-                        </a:lnRef>
-                        <a:fillRef idx="0">
-                          <a:schemeClr val="accent1"/>
-                        </a:fillRef>
-                        <a:effectRef idx="1">
-                          <a:schemeClr val="accent1"/>
-                        </a:effectRef>
-                        <a:fontRef idx="minor">
-                          <a:schemeClr val="tx1"/>
-                        </a:fontRef>
-                      </wps:style>
-                      <wps:bodyPr/>
-                    </wps:wsp>
-                    <wps:wsp>
-                      <wps:cNvPr id="22" name="EdgeLabel"/>
-                      <wps:cNvSpPr txBox="1"/>
-                      <wps:spPr>
-                        <a:xfrm>
-                          <a:off x="1514475" y="3505200"/>
-                          <a:ext cx="685800" cy="228600"/>
-                        </a:xfrm>
-                        <a:prstGeom prst="rect">
-                          <a:avLst/>
-                        </a:prstGeom>
+                        <a:prstDash val="solid"/>
+                      </a:ln>
+                    </wps:spPr>
+                    <wps:style>
+                      <a:lnRef idx="2">
+                        <a:schemeClr val="accent1">
+                          <a:shade val="15000"/>
+                        </a:schemeClr>
+                      </a:lnRef>
+                      <a:fillRef idx="1">
+                        <a:schemeClr val="accent1"/>
+                      </a:fillRef>
+                      <a:effectRef idx="0">
+                        <a:schemeClr val="accent1"/>
+                      </a:effectRef>
+                      <a:fontRef idx="minor">
+                        <a:schemeClr val="lt1"/>
+                      </a:fontRef>
+                    </wps:style>
+                    <wps:txbx>
+                      <w:txbxContent>
+                        <w:p>
+                          <w:pPr>
+                            <w:spacing w:before="0" w:after="0"/>
+                            <w:jc w:val="center"/>
+                          </w:pPr>
+                          <w:r>
+                            <w:rPr>
+                              <w:color w:val="000000"/>
+                              <w:sz w:val="19"/>
+                            </w:rPr>
+                            <w:t xml:space="preserve">Alerte on-call</w:t>
+                          </w:r>
+                        </w:p>
+                      </w:txbxContent>
+                    </wps:txbx>
+                    <wps:bodyPr rot="0" spcFirstLastPara="0" vertOverflow="overflow" horzOverflow="overflow" vert="horz" wrap="square" lIns="72686" tIns="36343" rIns="72686" bIns="36343" numCol="1" spcCol="0" rtlCol="0" fromWordArt="0" anchor="ctr" anchorCtr="0" forceAA="0" compatLnSpc="1">
+                      <a:prstTxWarp prst="textNoShape">
+                        <a:avLst/>
+                      </a:prstTxWarp>
+                      <a:noAutofit/>
+                    </wps:bodyPr>
+                  </wps:wsp>
+                  <wps:wsp>
+                    <wps:cNvPr id="16" name="A--B"/>
+                    <wps:cNvCnPr>
+                      <a:stCxn id="10" idx="2"/>
+                      <a:endCxn id="11" idx="0"/>
+                    </wps:cNvCnPr>
+                    <wps:spPr>
+                      <a:xfrm>
+                        <a:off x="1346206" y="567860"/>
+                        <a:ext cx="0" cy="605717"/>
+                      </a:xfrm>
+                      <a:prstGeom prst="line">
+                        <a:avLst/>
+                      </a:prstGeom>
+                      <a:ln w="12700" cap="flat" cmpd="sng" algn="ctr">
                         <a:solidFill>
-                          <a:srgbClr val="FFFFFF"/>
+                          <a:srgbClr val="2F5496"/>
                         </a:solidFill>
-                        <a:ln>
-                          <a:noFill/>
-                        </a:ln>
-                      </wps:spPr>
-                      <wps:txbx>
-                        <w:txbxContent>
-                          <w:p>
-                            <w:pPr>
-                              <w:jc w:val="center"/>
-                            </w:pPr>
-                            <w:r>
-                              <w:rPr>
-                                <w:color w:val="000000"/>
-                                <w:sz w:val="16"/>
-                              </w:rPr>
-                              <w:t xml:space="preserve">échec x3</w:t>
-                            </w:r>
-                          </w:p>
-                        </w:txbxContent>
-                      </wps:txbx>
-                      <wps:bodyPr rot="0" vert="horz" wrap="none" lIns="0" tIns="0" rIns="0" bIns="0" anchor="ctr" anchorCtr="1">
-                        <a:noAutofit/>
-                      </wps:bodyPr>
-                    </wps:wsp>
-                    <wps:wsp>
-                      <wps:cNvPr id="23" name="E--F"/>
-                      <wps:cNvCnPr>
-                        <a:stCxn id="16" idx="2"/>
-                        <a:endCxn id="17" idx="0"/>
-                      </wps:cNvCnPr>
-                      <wps:spPr>
-                        <a:xfrm>
-                          <a:off x="2286000" y="4572000"/>
-                          <a:ext cx="0" cy="762000"/>
-                        </a:xfrm>
-                        <a:prstGeom prst="line">
-                          <a:avLst/>
-                        </a:prstGeom>
-                        <a:ln w="12700" cap="flat" cmpd="sng" algn="ctr">
-                          <a:solidFill>
-                            <a:srgbClr val="2F5496"/>
-                          </a:solidFill>
-                          <a:prstDash val="solid"/>
-                          <a:tailEnd type="triangle" w="med" len="med"/>
-                        </a:ln>
-                      </wps:spPr>
-                      <wps:style>
-                        <a:lnRef idx="2">
-                          <a:schemeClr val="accent1"/>
-                        </a:lnRef>
-                        <a:fillRef idx="0">
-                          <a:schemeClr val="accent1"/>
-                        </a:fillRef>
-                        <a:effectRef idx="1">
-                          <a:schemeClr val="accent1"/>
-                        </a:effectRef>
-                        <a:fontRef idx="minor">
-                          <a:schemeClr val="tx1"/>
-                        </a:fontRef>
-                      </wps:style>
-                      <wps:bodyPr/>
-                    </wps:wsp>
-                  </wpg:wgp>
+                        <a:prstDash val="solid"/>
+                        <a:tailEnd type="triangle" w="med" len="med"/>
+                      </a:ln>
+                    </wps:spPr>
+                    <wps:style>
+                      <a:lnRef idx="2">
+                        <a:schemeClr val="accent1"/>
+                      </a:lnRef>
+                      <a:fillRef idx="0">
+                        <a:schemeClr val="accent1"/>
+                      </a:fillRef>
+                      <a:effectRef idx="1">
+                        <a:schemeClr val="accent1"/>
+                      </a:effectRef>
+                      <a:fontRef idx="minor">
+                        <a:schemeClr val="tx1"/>
+                      </a:fontRef>
+                    </wps:style>
+                    <wps:bodyPr/>
+                  </wps:wsp>
+                  <wps:wsp>
+                    <wps:cNvPr id="17" name="B--C"/>
+                    <wps:cNvCnPr>
+                      <a:stCxn id="11" idx="2"/>
+                      <a:endCxn id="12" idx="0"/>
+                    </wps:cNvCnPr>
+                    <wps:spPr>
+                      <a:xfrm>
+                        <a:off x="1346206" y="1968581"/>
+                        <a:ext cx="0" cy="605717"/>
+                      </a:xfrm>
+                      <a:prstGeom prst="line">
+                        <a:avLst/>
+                      </a:prstGeom>
+                      <a:ln w="12700" cap="flat" cmpd="sng" algn="ctr">
+                        <a:solidFill>
+                          <a:srgbClr val="2F5496"/>
+                        </a:solidFill>
+                        <a:prstDash val="solid"/>
+                        <a:tailEnd type="triangle" w="med" len="med"/>
+                      </a:ln>
+                    </wps:spPr>
+                    <wps:style>
+                      <a:lnRef idx="2">
+                        <a:schemeClr val="accent1"/>
+                      </a:lnRef>
+                      <a:fillRef idx="0">
+                        <a:schemeClr val="accent1"/>
+                      </a:fillRef>
+                      <a:effectRef idx="1">
+                        <a:schemeClr val="accent1"/>
+                      </a:effectRef>
+                      <a:fontRef idx="minor">
+                        <a:schemeClr val="tx1"/>
+                      </a:fontRef>
+                    </wps:style>
+                    <wps:bodyPr/>
+                  </wps:wsp>
+                  <wps:wsp>
+                    <wps:cNvPr id="18" name="C--D"/>
+                    <wps:cNvCnPr>
+                      <a:stCxn id="12" idx="2"/>
+                      <a:endCxn id="13" idx="0"/>
+                    </wps:cNvCnPr>
+                    <wps:spPr>
+                      <a:xfrm flipH="1">
+                        <a:off x="502745" y="3142158"/>
+                        <a:ext cx="843461" cy="605717"/>
+                      </a:xfrm>
+                      <a:prstGeom prst="line">
+                        <a:avLst/>
+                      </a:prstGeom>
+                      <a:ln w="12700" cap="flat" cmpd="sng" algn="ctr">
+                        <a:solidFill>
+                          <a:srgbClr val="2F5496"/>
+                        </a:solidFill>
+                        <a:prstDash val="solid"/>
+                        <a:tailEnd type="triangle" w="med" len="med"/>
+                      </a:ln>
+                    </wps:spPr>
+                    <wps:style>
+                      <a:lnRef idx="2">
+                        <a:schemeClr val="accent1"/>
+                      </a:lnRef>
+                      <a:fillRef idx="0">
+                        <a:schemeClr val="accent1"/>
+                      </a:fillRef>
+                      <a:effectRef idx="1">
+                        <a:schemeClr val="accent1"/>
+                      </a:effectRef>
+                      <a:fontRef idx="minor">
+                        <a:schemeClr val="tx1"/>
+                      </a:fontRef>
+                    </wps:style>
+                    <wps:bodyPr/>
+                  </wps:wsp>
+                  <wps:wsp>
+                    <wps:cNvPr id="19" name="C--E"/>
+                    <wps:cNvCnPr>
+                      <a:stCxn id="12" idx="2"/>
+                      <a:endCxn id="14" idx="0"/>
+                    </wps:cNvCnPr>
+                    <wps:spPr>
+                      <a:xfrm>
+                        <a:off x="1346206" y="3142158"/>
+                        <a:ext cx="843462" cy="605717"/>
+                      </a:xfrm>
+                      <a:prstGeom prst="line">
+                        <a:avLst/>
+                      </a:prstGeom>
+                      <a:ln w="12700" cap="flat" cmpd="sng" algn="ctr">
+                        <a:solidFill>
+                          <a:srgbClr val="2F5496"/>
+                        </a:solidFill>
+                        <a:prstDash val="solid"/>
+                        <a:tailEnd type="triangle" w="med" len="med"/>
+                      </a:ln>
+                    </wps:spPr>
+                    <wps:style>
+                      <a:lnRef idx="2">
+                        <a:schemeClr val="accent1"/>
+                      </a:lnRef>
+                      <a:fillRef idx="0">
+                        <a:schemeClr val="accent1"/>
+                      </a:fillRef>
+                      <a:effectRef idx="1">
+                        <a:schemeClr val="accent1"/>
+                      </a:effectRef>
+                      <a:fontRef idx="minor">
+                        <a:schemeClr val="tx1"/>
+                      </a:fontRef>
+                    </wps:style>
+                    <wps:bodyPr/>
+                  </wps:wsp>
+                  <wps:wsp>
+                    <wps:cNvPr id="20" name="EdgeLabel"/>
+                    <wps:cNvSpPr txBox="1"/>
+                    <wps:spPr>
+                      <a:xfrm>
+                        <a:off x="1381732" y="3354159"/>
+                        <a:ext cx="772410" cy="181715"/>
+                      </a:xfrm>
+                      <a:prstGeom prst="rect">
+                        <a:avLst/>
+                      </a:prstGeom>
+                      <a:solidFill>
+                        <a:srgbClr val="FFFFFF"/>
+                      </a:solidFill>
+                      <a:ln>
+                        <a:noFill/>
+                      </a:ln>
+                    </wps:spPr>
+                    <wps:txbx>
+                      <w:txbxContent>
+                        <w:p>
+                          <w:pPr>
+                            <w:spacing w:before="0" w:after="0"/>
+                            <w:jc w:val="center"/>
+                          </w:pPr>
+                          <w:r>
+                            <w:rPr>
+                              <w:color w:val="000000"/>
+                              <w:sz w:val="13"/>
+                            </w:rPr>
+                            <w:t xml:space="preserve">échec x3</w:t>
+                          </w:r>
+                        </w:p>
+                      </w:txbxContent>
+                    </wps:txbx>
+                    <wps:bodyPr rot="0" vert="horz" wrap="none" lIns="30286" tIns="0" rIns="30286" bIns="0" anchor="ctr" anchorCtr="1">
+                      <a:noAutofit/>
+                    </wps:bodyPr>
+                  </wps:wsp>
+                  <wps:wsp>
+                    <wps:cNvPr id="21" name="E--F"/>
+                    <wps:cNvCnPr>
+                      <a:stCxn id="14" idx="2"/>
+                      <a:endCxn id="15" idx="0"/>
+                    </wps:cNvCnPr>
+                    <wps:spPr>
+                      <a:xfrm>
+                        <a:off x="2189668" y="4542879"/>
+                        <a:ext cx="0" cy="605717"/>
+                      </a:xfrm>
+                      <a:prstGeom prst="line">
+                        <a:avLst/>
+                      </a:prstGeom>
+                      <a:ln w="12700" cap="flat" cmpd="sng" algn="ctr">
+                        <a:solidFill>
+                          <a:srgbClr val="2F5496"/>
+                        </a:solidFill>
+                        <a:prstDash val="solid"/>
+                        <a:tailEnd type="triangle" w="med" len="med"/>
+                      </a:ln>
+                    </wps:spPr>
+                    <wps:style>
+                      <a:lnRef idx="2">
+                        <a:schemeClr val="accent1"/>
+                      </a:lnRef>
+                      <a:fillRef idx="0">
+                        <a:schemeClr val="accent1"/>
+                      </a:fillRef>
+                      <a:effectRef idx="1">
+                        <a:schemeClr val="accent1"/>
+                      </a:effectRef>
+                      <a:fontRef idx="minor">
+                        <a:schemeClr val="tx1"/>
+                      </a:fontRef>
+                    </wps:style>
+                    <wps:bodyPr/>
+                  </wps:wsp>
                 </wpc:wpc>
               </a:graphicData>
             </a:graphic>

--- a/test-corpus/corpus/generated/mixed-content.docx
+++ b/test-corpus/corpus/generated/mixed-content.docx
@@ -850,7 +850,7 @@
                       <a:solidFill>
                         <a:srgbClr val="D9E2F3"/>
                       </a:solidFill>
-                      <a:ln w="12700" cap="flat" cmpd="sng" algn="ctr">
+                      <a:ln w="10095" cap="flat" cmpd="sng" algn="ctr">
                         <a:solidFill>
                           <a:srgbClr val="2F5496"/>
                         </a:solidFill>
@@ -911,7 +911,7 @@
                       <a:solidFill>
                         <a:srgbClr val="D9E2F3"/>
                       </a:solidFill>
-                      <a:ln w="12700" cap="flat" cmpd="sng" algn="ctr">
+                      <a:ln w="10095" cap="flat" cmpd="sng" algn="ctr">
                         <a:solidFill>
                           <a:srgbClr val="2F5496"/>
                         </a:solidFill>
@@ -972,7 +972,7 @@
                       <a:solidFill>
                         <a:srgbClr val="D9E2F3"/>
                       </a:solidFill>
-                      <a:ln w="12700" cap="flat" cmpd="sng" algn="ctr">
+                      <a:ln w="10095" cap="flat" cmpd="sng" algn="ctr">
                         <a:solidFill>
                           <a:srgbClr val="2F5496"/>
                         </a:solidFill>
@@ -1033,7 +1033,7 @@
                       <a:solidFill>
                         <a:srgbClr val="D9E2F3"/>
                       </a:solidFill>
-                      <a:ln w="12700" cap="flat" cmpd="sng" algn="ctr">
+                      <a:ln w="10095" cap="flat" cmpd="sng" algn="ctr">
                         <a:solidFill>
                           <a:srgbClr val="2F5496"/>
                         </a:solidFill>
@@ -1094,7 +1094,7 @@
                       <a:solidFill>
                         <a:srgbClr val="D9E2F3"/>
                       </a:solidFill>
-                      <a:ln w="12700" cap="flat" cmpd="sng" algn="ctr">
+                      <a:ln w="10095" cap="flat" cmpd="sng" algn="ctr">
                         <a:solidFill>
                           <a:srgbClr val="2F5496"/>
                         </a:solidFill>
@@ -1155,7 +1155,7 @@
                       <a:solidFill>
                         <a:srgbClr val="D9E2F3"/>
                       </a:solidFill>
-                      <a:ln w="12700" cap="flat" cmpd="sng" algn="ctr">
+                      <a:ln w="10095" cap="flat" cmpd="sng" algn="ctr">
                         <a:solidFill>
                           <a:srgbClr val="2F5496"/>
                         </a:solidFill>
@@ -1216,7 +1216,7 @@
                       <a:prstGeom prst="line">
                         <a:avLst/>
                       </a:prstGeom>
-                      <a:ln w="12700" cap="flat" cmpd="sng" algn="ctr">
+                      <a:ln w="10095" cap="flat" cmpd="sng" algn="ctr">
                         <a:solidFill>
                           <a:srgbClr val="2F5496"/>
                         </a:solidFill>
@@ -1254,7 +1254,7 @@
                       <a:prstGeom prst="line">
                         <a:avLst/>
                       </a:prstGeom>
-                      <a:ln w="12700" cap="flat" cmpd="sng" algn="ctr">
+                      <a:ln w="10095" cap="flat" cmpd="sng" algn="ctr">
                         <a:solidFill>
                           <a:srgbClr val="2F5496"/>
                         </a:solidFill>
@@ -1292,7 +1292,7 @@
                       <a:prstGeom prst="line">
                         <a:avLst/>
                       </a:prstGeom>
-                      <a:ln w="12700" cap="flat" cmpd="sng" algn="ctr">
+                      <a:ln w="10095" cap="flat" cmpd="sng" algn="ctr">
                         <a:solidFill>
                           <a:srgbClr val="2F5496"/>
                         </a:solidFill>
@@ -1330,7 +1330,7 @@
                       <a:prstGeom prst="line">
                         <a:avLst/>
                       </a:prstGeom>
-                      <a:ln w="12700" cap="flat" cmpd="sng" algn="ctr">
+                      <a:ln w="10095" cap="flat" cmpd="sng" algn="ctr">
                         <a:solidFill>
                           <a:srgbClr val="2F5496"/>
                         </a:solidFill>
@@ -1407,7 +1407,7 @@
                       <a:prstGeom prst="line">
                         <a:avLst/>
                       </a:prstGeom>
-                      <a:ln w="12700" cap="flat" cmpd="sng" algn="ctr">
+                      <a:ln w="10095" cap="flat" cmpd="sng" algn="ctr">
                         <a:solidFill>
                           <a:srgbClr val="2F5496"/>
                         </a:solidFill>
@@ -1990,14 +1990,14 @@
     <w:rPrDefault>
       <w:rPr>
         <w:rFonts w:asciiTheme="minorHAnsi" w:cstheme="minorBidi" w:eastAsiaTheme="minorHAnsi" w:hAnsiTheme="minorHAnsi"/>
-        <w:sz w:val="24"/>
-        <w:szCs w:val="24"/>
+        <w:sz w:val="22"/>
+        <w:szCs w:val="22"/>
         <w:lang w:bidi="ar-SA" w:eastAsia="en-US" w:val="en-US"/>
       </w:rPr>
     </w:rPrDefault>
     <w:pPrDefault>
       <w:pPr>
-        <w:spacing w:after="200"/>
+        <w:spacing w:after="160" w:line="259" w:lineRule="auto"/>
       </w:pPr>
     </w:pPrDefault>
   </w:docDefaults>
@@ -2044,7 +2044,7 @@
       <w:rFonts w:asciiTheme="majorHAnsi" w:cstheme="majorBidi" w:eastAsiaTheme="majorEastAsia" w:hAnsiTheme="majorHAnsi"/>
       <w:b/>
       <w:bCs/>
-      <w:color w:themeColor="accent1" w:themeShade="B5" w:val="345A8A"/>
+      <w:color w:themeColor="accent1" w:themeShade="B5" w:val="2E5395"/>
       <w:sz w:val="36"/>
       <w:szCs w:val="36"/>
     </w:rPr>
@@ -2100,7 +2100,7 @@
       <w:sz w:val="20"/>
       <w:szCs w:val="20"/>
       <w:b/>
-      <w:color w:val="345A8A"/>
+      <w:color w:val="2E5395"/>
       &gt;
     </w:rPr>
   </w:style>
@@ -2141,9 +2141,7 @@
     </w:pPr>
     <w:rPr>
       <w:rFonts w:asciiTheme="majorHAnsi" w:cstheme="majorBidi" w:eastAsiaTheme="majorEastAsia" w:hAnsiTheme="majorHAnsi"/>
-      <w:b/>
-      <w:bCs/>
-      <w:color w:themeColor="accent1" w:val="4F81BD"/>
+      <w:color w:themeColor="accent1" w:val="4472C4"/>
       <w:sz w:val="32"/>
       <w:szCs w:val="32"/>
     </w:rPr>
@@ -2163,9 +2161,7 @@
     </w:pPr>
     <w:rPr>
       <w:rFonts w:asciiTheme="majorHAnsi" w:cstheme="majorBidi" w:eastAsiaTheme="majorEastAsia" w:hAnsiTheme="majorHAnsi"/>
-      <w:b/>
-      <w:bCs/>
-      <w:color w:themeColor="accent1" w:val="4F81BD"/>
+      <w:color w:themeColor="accent1" w:val="4472C4"/>
       <w:sz w:val="28"/>
       <w:szCs w:val="28"/>
     </w:rPr>
@@ -2185,9 +2181,7 @@
     </w:pPr>
     <w:rPr>
       <w:rFonts w:asciiTheme="majorHAnsi" w:cstheme="majorBidi" w:eastAsiaTheme="majorEastAsia" w:hAnsiTheme="majorHAnsi"/>
-      <w:b/>
-      <w:bCs/>
-      <w:color w:themeColor="accent1" w:val="4F81BD"/>
+      <w:color w:themeColor="accent1" w:val="4472C4"/>
       <w:sz w:val="24"/>
       <w:szCs w:val="24"/>
     </w:rPr>
@@ -2207,9 +2201,7 @@
     </w:pPr>
     <w:rPr>
       <w:rFonts w:asciiTheme="majorHAnsi" w:cstheme="majorBidi" w:eastAsiaTheme="majorEastAsia" w:hAnsiTheme="majorHAnsi"/>
-      <w:i/>
-      <w:bCs/>
-      <w:color w:themeColor="accent1" w:val="4F81BD"/>
+      <w:color w:themeColor="accent1" w:val="4472C4"/>
       <w:sz w:val="24"/>
       <w:szCs w:val="24"/>
     </w:rPr>
@@ -2229,8 +2221,7 @@
     </w:pPr>
     <w:rPr>
       <w:rFonts w:asciiTheme="majorHAnsi" w:cstheme="majorBidi" w:eastAsiaTheme="majorEastAsia" w:hAnsiTheme="majorHAnsi"/>
-      <w:iCs/>
-      <w:color w:themeColor="accent1" w:val="4F81BD"/>
+      <w:color w:themeColor="accent1" w:val="4472C4"/>
       <w:sz w:val="24"/>
       <w:szCs w:val="24"/>
     </w:rPr>
@@ -2250,7 +2241,7 @@
     </w:pPr>
     <w:rPr>
       <w:rFonts w:asciiTheme="majorHAnsi" w:cstheme="majorBidi" w:eastAsiaTheme="majorEastAsia" w:hAnsiTheme="majorHAnsi"/>
-      <w:color w:themeColor="accent1" w:val="4F81BD"/>
+      <w:color w:themeColor="accent1" w:val="4472C4"/>
       <w:sz w:val="24"/>
       <w:szCs w:val="24"/>
     </w:rPr>
@@ -2270,7 +2261,7 @@
     </w:pPr>
     <w:rPr>
       <w:rFonts w:asciiTheme="majorHAnsi" w:cstheme="majorBidi" w:eastAsiaTheme="majorEastAsia" w:hAnsiTheme="majorHAnsi"/>
-      <w:color w:themeColor="accent1" w:val="4F81BD"/>
+      <w:color w:themeColor="accent1" w:val="4472C4"/>
       <w:sz w:val="24"/>
       <w:szCs w:val="24"/>
     </w:rPr>
@@ -2290,7 +2281,7 @@
     </w:pPr>
     <w:rPr>
       <w:rFonts w:asciiTheme="majorHAnsi" w:cstheme="majorBidi" w:eastAsiaTheme="majorEastAsia" w:hAnsiTheme="majorHAnsi"/>
-      <w:color w:themeColor="accent1" w:val="4F81BD"/>
+      <w:color w:themeColor="accent1" w:val="4472C4"/>
       <w:sz w:val="24"/>
       <w:szCs w:val="24"/>
     </w:rPr>
@@ -2310,7 +2301,7 @@
     </w:pPr>
     <w:rPr>
       <w:rFonts w:asciiTheme="majorHAnsi" w:cstheme="majorBidi" w:eastAsiaTheme="majorEastAsia" w:hAnsiTheme="majorHAnsi"/>
-      <w:color w:themeColor="accent1" w:val="4F81BD"/>
+      <w:color w:themeColor="accent1" w:val="4472C4"/>
       <w:sz w:val="24"/>
       <w:szCs w:val="24"/>
     </w:rPr>
@@ -2449,7 +2440,7 @@
     <w:name w:val="Hyperlink"/>
     <w:basedOn w:val="BodyTextChar"/>
     <w:rPr>
-      <w:color w:themeColor="accent1" w:val="4F81BD"/>
+      <w:color w:themeColor="accent1" w:val="4472C4"/>
     </w:rPr>
   </w:style>
   <w:style w:styleId="TOCHeading" w:type="paragraph">
@@ -2718,39 +2709,39 @@
         <a:sysClr val="window" lastClr="FFFFFF"/>
       </a:lt1>
       <a:dk2>
-        <a:srgbClr val="1F497D"/>
+        <a:srgbClr val="44546A"/>
       </a:dk2>
       <a:lt2>
-        <a:srgbClr val="EEECE1"/>
+        <a:srgbClr val="E7E6E6"/>
       </a:lt2>
       <a:accent1>
-        <a:srgbClr val="4F81BD"/>
+        <a:srgbClr val="4472C4"/>
       </a:accent1>
       <a:accent2>
-        <a:srgbClr val="C0504D"/>
+        <a:srgbClr val="ED7D31"/>
       </a:accent2>
       <a:accent3>
-        <a:srgbClr val="9BBB59"/>
+        <a:srgbClr val="A5A5A5"/>
       </a:accent3>
       <a:accent4>
-        <a:srgbClr val="8064A2"/>
+        <a:srgbClr val="FFC000"/>
       </a:accent4>
       <a:accent5>
-        <a:srgbClr val="4BACC6"/>
+        <a:srgbClr val="5B9BD5"/>
       </a:accent5>
       <a:accent6>
-        <a:srgbClr val="F79646"/>
+        <a:srgbClr val="70AD47"/>
       </a:accent6>
       <a:hlink>
-        <a:srgbClr val="0000FF"/>
+        <a:srgbClr val="0563C1"/>
       </a:hlink>
       <a:folHlink>
-        <a:srgbClr val="800080"/>
+        <a:srgbClr val="954F72"/>
       </a:folHlink>
     </a:clrScheme>
     <a:fontScheme name="Office">
       <a:majorFont>
-        <a:latin typeface="Calibri"/>
+        <a:latin typeface="Aptos Display"/>
         <a:ea typeface=""/>
         <a:cs typeface=""/>
         <a:font script="Jpan" typeface="ＭＳ ゴシック"/>
@@ -2784,7 +2775,7 @@
         <a:font script="Uigh" typeface="Microsoft Uighur"/>
       </a:majorFont>
       <a:minorFont>
-        <a:latin typeface="Cambria"/>
+        <a:latin typeface="Aptos"/>
         <a:ea typeface=""/>
         <a:cs typeface=""/>
         <a:font script="Jpan" typeface="ＭＳ 明朝"/>

--- a/test-corpus/corpus/generated/mixed-content.docx
+++ b/test-corpus/corpus/generated/mixed-content.docx
@@ -117,380 +117,13 @@
       <w:r>
         <w:drawing>
           <wp:inline xmlns:wp="http://schemas.openxmlformats.org/drawingml/2006/wordprocessingDrawing" distT="0" distB="0" distL="0" distR="0">
-            <wp:extent cx="1699260" cy="5715000"/>
+            <wp:extent cx="5486400" cy="3200400"/>
             <wp:effectExtent l="0" t="0" r="0" b="0"/>
-            <wp:docPr id="1" name="Diagram 1"/>
-            <wp:cNvGraphicFramePr>
-              <a:graphicFrameLocks xmlns:a="http://schemas.openxmlformats.org/drawingml/2006/main" noChangeAspect="1"/>
-            </wp:cNvGraphicFramePr>
+            <wp:docPr id="1" name="SmartArt Diagram"/>
+            <wp:cNvGraphicFramePr/>
             <a:graphic xmlns:a="http://schemas.openxmlformats.org/drawingml/2006/main">
-              <a:graphicData uri="http://schemas.microsoft.com/office/word/2010/wordprocessingCanvas">
-                <wpc:wpc xmlns:wpc="http://schemas.microsoft.com/office/word/2010/wordprocessingCanvas" xmlns:wpg="http://schemas.microsoft.com/office/word/2010/wordprocessingGroup" xmlns:wps="http://schemas.microsoft.com/office/word/2010/wordprocessingShape" xmlns:pic="http://schemas.openxmlformats.org/drawingml/2006/picture" xmlns:r="http://schemas.openxmlformats.org/officeDocument/2006/relationships">
-                  <wpc:bg>
-                    <a:solidFill>
-                      <a:prstClr val="white"/>
-                    </a:solidFill>
-                  </wpc:bg>
-                  <wpc:whole/>
-                  <wps:wsp>
-                    <wps:cNvPr id="2" name="Collecteur" descr="A"/>
-                    <wps:cNvSpPr/>
-                    <wps:spPr>
-                      <a:xfrm>
-                        <a:off x="0" y="0"/>
-                        <a:ext cx="1699260" cy="714375"/>
-                      </a:xfrm>
-                      <a:prstGeom prst="rect">
-                        <a:avLst/>
-                      </a:prstGeom>
-                      <a:solidFill>
-                        <a:srgbClr val="D9E2F3"/>
-                      </a:solidFill>
-                      <a:ln w="12700" cap="flat" cmpd="sng" algn="ctr">
-                        <a:solidFill>
-                          <a:srgbClr val="2F5496"/>
-                        </a:solidFill>
-                        <a:prstDash val="solid"/>
-                      </a:ln>
-                    </wps:spPr>
-                    <wps:style>
-                      <a:lnRef idx="2">
-                        <a:schemeClr val="accent1">
-                          <a:shade val="15000"/>
-                        </a:schemeClr>
-                      </a:lnRef>
-                      <a:fillRef idx="1">
-                        <a:schemeClr val="accent1"/>
-                      </a:fillRef>
-                      <a:effectRef idx="0">
-                        <a:schemeClr val="accent1"/>
-                      </a:effectRef>
-                      <a:fontRef idx="minor">
-                        <a:schemeClr val="lt1"/>
-                      </a:fontRef>
-                    </wps:style>
-                    <wps:txbx>
-                      <w:txbxContent>
-                        <w:p>
-                          <w:pPr>
-                            <w:spacing w:before="0" w:after="0"/>
-                            <w:jc w:val="center"/>
-                          </w:pPr>
-                          <w:r>
-                            <w:rPr>
-                              <w:color w:val="000000"/>
-                              <w:sz w:val="24"/>
-                            </w:rPr>
-                            <w:t xml:space="preserve">Collecteur</w:t>
-                          </w:r>
-                        </w:p>
-                      </w:txbxContent>
-                    </wps:txbx>
-                    <wps:bodyPr rot="0" spcFirstLastPara="0" vertOverflow="overflow" horzOverflow="overflow" vert="horz" wrap="square" lIns="91440" tIns="45720" rIns="91440" bIns="45720" numCol="1" spcCol="0" rtlCol="0" fromWordArt="0" anchor="ctr" anchorCtr="0" forceAA="0" compatLnSpc="1">
-                      <a:prstTxWarp prst="textNoShape">
-                        <a:avLst/>
-                      </a:prstTxWarp>
-                      <a:noAutofit/>
-                    </wps:bodyPr>
-                  </wps:wsp>
-                  <wps:wsp>
-                    <wps:cNvPr id="3" name="File d'attente" descr="B"/>
-                    <wps:cNvSpPr/>
-                    <wps:spPr>
-                      <a:xfrm>
-                        <a:off x="80010" y="1476375"/>
-                        <a:ext cx="1539240" cy="1000125"/>
-                      </a:xfrm>
-                      <a:prstGeom prst="rect">
-                        <a:avLst/>
-                      </a:prstGeom>
-                      <a:solidFill>
-                        <a:srgbClr val="D9E2F3"/>
-                      </a:solidFill>
-                      <a:ln w="12700" cap="flat" cmpd="sng" algn="ctr">
-                        <a:solidFill>
-                          <a:srgbClr val="2F5496"/>
-                        </a:solidFill>
-                        <a:prstDash val="solid"/>
-                      </a:ln>
-                    </wps:spPr>
-                    <wps:style>
-                      <a:lnRef idx="2">
-                        <a:schemeClr val="accent1">
-                          <a:shade val="15000"/>
-                        </a:schemeClr>
-                      </a:lnRef>
-                      <a:fillRef idx="1">
-                        <a:schemeClr val="accent1"/>
-                      </a:fillRef>
-                      <a:effectRef idx="0">
-                        <a:schemeClr val="accent1"/>
-                      </a:effectRef>
-                      <a:fontRef idx="minor">
-                        <a:schemeClr val="lt1"/>
-                      </a:fontRef>
-                    </wps:style>
-                    <wps:txbx>
-                      <w:txbxContent>
-                        <w:p>
-                          <w:pPr>
-                            <w:spacing w:before="0" w:after="0"/>
-                            <w:jc w:val="center"/>
-                          </w:pPr>
-                          <w:r>
-                            <w:rPr>
-                              <w:color w:val="000000"/>
-                              <w:sz w:val="24"/>
-                            </w:rPr>
-                            <w:t xml:space="preserve">File d'attente</w:t>
-                          </w:r>
-                        </w:p>
-                      </w:txbxContent>
-                    </wps:txbx>
-                    <wps:bodyPr rot="0" spcFirstLastPara="0" vertOverflow="overflow" horzOverflow="overflow" vert="horz" wrap="square" lIns="91440" tIns="45720" rIns="91440" bIns="45720" numCol="1" spcCol="0" rtlCol="0" fromWordArt="0" anchor="ctr" anchorCtr="0" forceAA="0" compatLnSpc="1">
-                      <a:prstTxWarp prst="textNoShape">
-                        <a:avLst/>
-                      </a:prstTxWarp>
-                      <a:noAutofit/>
-                    </wps:bodyPr>
-                  </wps:wsp>
-                  <wps:wsp>
-                    <wps:cNvPr id="4" name="Worker" descr="C"/>
-                    <wps:cNvSpPr/>
-                    <wps:spPr>
-                      <a:xfrm>
-                        <a:off x="274320" y="3238500"/>
-                        <a:ext cx="1150620" cy="714375"/>
-                      </a:xfrm>
-                      <a:prstGeom prst="rect">
-                        <a:avLst/>
-                      </a:prstGeom>
-                      <a:solidFill>
-                        <a:srgbClr val="D9E2F3"/>
-                      </a:solidFill>
-                      <a:ln w="12700" cap="flat" cmpd="sng" algn="ctr">
-                        <a:solidFill>
-                          <a:srgbClr val="2F5496"/>
-                        </a:solidFill>
-                        <a:prstDash val="solid"/>
-                      </a:ln>
-                    </wps:spPr>
-                    <wps:style>
-                      <a:lnRef idx="2">
-                        <a:schemeClr val="accent1">
-                          <a:shade val="15000"/>
-                        </a:schemeClr>
-                      </a:lnRef>
-                      <a:fillRef idx="1">
-                        <a:schemeClr val="accent1"/>
-                      </a:fillRef>
-                      <a:effectRef idx="0">
-                        <a:schemeClr val="accent1"/>
-                      </a:effectRef>
-                      <a:fontRef idx="minor">
-                        <a:schemeClr val="lt1"/>
-                      </a:fontRef>
-                    </wps:style>
-                    <wps:txbx>
-                      <w:txbxContent>
-                        <w:p>
-                          <w:pPr>
-                            <w:spacing w:before="0" w:after="0"/>
-                            <w:jc w:val="center"/>
-                          </w:pPr>
-                          <w:r>
-                            <w:rPr>
-                              <w:color w:val="000000"/>
-                              <w:sz w:val="24"/>
-                            </w:rPr>
-                            <w:t xml:space="preserve">Worker</w:t>
-                          </w:r>
-                        </w:p>
-                      </w:txbxContent>
-                    </wps:txbx>
-                    <wps:bodyPr rot="0" spcFirstLastPara="0" vertOverflow="overflow" horzOverflow="overflow" vert="horz" wrap="square" lIns="91440" tIns="45720" rIns="91440" bIns="45720" numCol="1" spcCol="0" rtlCol="0" fromWordArt="0" anchor="ctr" anchorCtr="0" forceAA="0" compatLnSpc="1">
-                      <a:prstTxWarp prst="textNoShape">
-                        <a:avLst/>
-                      </a:prstTxWarp>
-                      <a:noAutofit/>
-                    </wps:bodyPr>
-                  </wps:wsp>
-                  <wps:wsp>
-                    <wps:cNvPr id="5" name="Base de données" descr="D"/>
-                    <wps:cNvSpPr/>
-                    <wps:spPr>
-                      <a:xfrm>
-                        <a:off x="217170" y="4714875"/>
-                        <a:ext cx="1264920" cy="1000125"/>
-                      </a:xfrm>
-                      <a:prstGeom prst="rect">
-                        <a:avLst/>
-                      </a:prstGeom>
-                      <a:solidFill>
-                        <a:srgbClr val="D9E2F3"/>
-                      </a:solidFill>
-                      <a:ln w="12700" cap="flat" cmpd="sng" algn="ctr">
-                        <a:solidFill>
-                          <a:srgbClr val="2F5496"/>
-                        </a:solidFill>
-                        <a:prstDash val="solid"/>
-                      </a:ln>
-                    </wps:spPr>
-                    <wps:style>
-                      <a:lnRef idx="2">
-                        <a:schemeClr val="accent1">
-                          <a:shade val="15000"/>
-                        </a:schemeClr>
-                      </a:lnRef>
-                      <a:fillRef idx="1">
-                        <a:schemeClr val="accent1"/>
-                      </a:fillRef>
-                      <a:effectRef idx="0">
-                        <a:schemeClr val="accent1"/>
-                      </a:effectRef>
-                      <a:fontRef idx="minor">
-                        <a:schemeClr val="lt1"/>
-                      </a:fontRef>
-                    </wps:style>
-                    <wps:txbx>
-                      <w:txbxContent>
-                        <w:p>
-                          <w:pPr>
-                            <w:spacing w:before="0" w:after="0"/>
-                            <w:jc w:val="center"/>
-                          </w:pPr>
-                          <w:r>
-                            <w:rPr>
-                              <w:color w:val="000000"/>
-                              <w:sz w:val="24"/>
-                            </w:rPr>
-                            <w:t xml:space="preserve">Base de données</w:t>
-                          </w:r>
-                        </w:p>
-                      </w:txbxContent>
-                    </wps:txbx>
-                    <wps:bodyPr rot="0" spcFirstLastPara="0" vertOverflow="overflow" horzOverflow="overflow" vert="horz" wrap="square" lIns="91440" tIns="45720" rIns="91440" bIns="45720" numCol="1" spcCol="0" rtlCol="0" fromWordArt="0" anchor="ctr" anchorCtr="0" forceAA="0" compatLnSpc="1">
-                      <a:prstTxWarp prst="textNoShape">
-                        <a:avLst/>
-                      </a:prstTxWarp>
-                      <a:noAutofit/>
-                    </wps:bodyPr>
-                  </wps:wsp>
-                  <wps:wsp>
-                    <wps:cNvPr id="6" name="A--B"/>
-                    <wps:cNvCnPr>
-                      <a:stCxn id="2" idx="2"/>
-                      <a:endCxn id="3" idx="0"/>
-                    </wps:cNvCnPr>
-                    <wps:spPr>
-                      <a:xfrm>
-                        <a:off x="849630" y="714375"/>
-                        <a:ext cx="0" cy="762000"/>
-                      </a:xfrm>
-                      <a:prstGeom prst="line">
-                        <a:avLst/>
-                      </a:prstGeom>
-                      <a:ln w="12700" cap="flat" cmpd="sng" algn="ctr">
-                        <a:solidFill>
-                          <a:srgbClr val="2F5496"/>
-                        </a:solidFill>
-                        <a:prstDash val="solid"/>
-                        <a:tailEnd type="triangle" w="med" len="med"/>
-                      </a:ln>
-                    </wps:spPr>
-                    <wps:style>
-                      <a:lnRef idx="2">
-                        <a:schemeClr val="accent1"/>
-                      </a:lnRef>
-                      <a:fillRef idx="0">
-                        <a:schemeClr val="accent1"/>
-                      </a:fillRef>
-                      <a:effectRef idx="1">
-                        <a:schemeClr val="accent1"/>
-                      </a:effectRef>
-                      <a:fontRef idx="minor">
-                        <a:schemeClr val="tx1"/>
-                      </a:fontRef>
-                    </wps:style>
-                    <wps:bodyPr/>
-                  </wps:wsp>
-                  <wps:wsp>
-                    <wps:cNvPr id="7" name="B--C"/>
-                    <wps:cNvCnPr>
-                      <a:stCxn id="3" idx="2"/>
-                      <a:endCxn id="4" idx="0"/>
-                    </wps:cNvCnPr>
-                    <wps:spPr>
-                      <a:xfrm>
-                        <a:off x="849630" y="2476500"/>
-                        <a:ext cx="0" cy="762000"/>
-                      </a:xfrm>
-                      <a:prstGeom prst="line">
-                        <a:avLst/>
-                      </a:prstGeom>
-                      <a:ln w="12700" cap="flat" cmpd="sng" algn="ctr">
-                        <a:solidFill>
-                          <a:srgbClr val="2F5496"/>
-                        </a:solidFill>
-                        <a:prstDash val="solid"/>
-                        <a:tailEnd type="triangle" w="med" len="med"/>
-                      </a:ln>
-                    </wps:spPr>
-                    <wps:style>
-                      <a:lnRef idx="2">
-                        <a:schemeClr val="accent1"/>
-                      </a:lnRef>
-                      <a:fillRef idx="0">
-                        <a:schemeClr val="accent1"/>
-                      </a:fillRef>
-                      <a:effectRef idx="1">
-                        <a:schemeClr val="accent1"/>
-                      </a:effectRef>
-                      <a:fontRef idx="minor">
-                        <a:schemeClr val="tx1"/>
-                      </a:fontRef>
-                    </wps:style>
-                    <wps:bodyPr/>
-                  </wps:wsp>
-                  <wps:wsp>
-                    <wps:cNvPr id="8" name="C--D"/>
-                    <wps:cNvCnPr>
-                      <a:stCxn id="4" idx="2"/>
-                      <a:endCxn id="5" idx="0"/>
-                    </wps:cNvCnPr>
-                    <wps:spPr>
-                      <a:xfrm>
-                        <a:off x="849630" y="3952875"/>
-                        <a:ext cx="0" cy="762000"/>
-                      </a:xfrm>
-                      <a:prstGeom prst="line">
-                        <a:avLst/>
-                      </a:prstGeom>
-                      <a:ln w="12700" cap="flat" cmpd="sng" algn="ctr">
-                        <a:solidFill>
-                          <a:srgbClr val="2F5496"/>
-                        </a:solidFill>
-                        <a:prstDash val="solid"/>
-                        <a:tailEnd type="triangle" w="med" len="med"/>
-                      </a:ln>
-                    </wps:spPr>
-                    <wps:style>
-                      <a:lnRef idx="2">
-                        <a:schemeClr val="accent1"/>
-                      </a:lnRef>
-                      <a:fillRef idx="0">
-                        <a:schemeClr val="accent1"/>
-                      </a:fillRef>
-                      <a:effectRef idx="1">
-                        <a:schemeClr val="accent1"/>
-                      </a:effectRef>
-                      <a:fontRef idx="minor">
-                        <a:schemeClr val="tx1"/>
-                      </a:fontRef>
-                    </wps:style>
-                    <wps:bodyPr/>
-                  </wps:wsp>
-                </wpc:wpc>
+              <a:graphicData uri="http://schemas.openxmlformats.org/drawingml/2006/diagram">
+                <dgm:relIds xmlns:dgm="http://schemas.openxmlformats.org/drawingml/2006/diagram" xmlns:r="http://schemas.openxmlformats.org/officeDocument/2006/relationships" r:dm="rIdSmartArt1DM1" r:lo="rIdSmartArt1LO1" r:qs="rIdSmartArt1QS1" r:cs="rIdSmartArt1CS1"/>
               </a:graphicData>
             </a:graphic>
           </wp:inline>
@@ -823,7 +456,7 @@
           <wp:inline xmlns:wp="http://schemas.openxmlformats.org/drawingml/2006/wordprocessingDrawing" distT="0" distB="0" distL="0" distR="0">
             <wp:extent cx="5943600" cy="5943600"/>
             <wp:effectExtent l="0" t="0" r="0" b="0"/>
-            <wp:docPr id="9" name="Diagram 1"/>
+            <wp:docPr id="2" name="Diagram 1"/>
             <wp:cNvGraphicFramePr>
               <a:graphicFrameLocks xmlns:a="http://schemas.openxmlformats.org/drawingml/2006/main" noChangeAspect="1"/>
             </wp:cNvGraphicFramePr>
@@ -837,7 +470,7 @@
                   </wpc:bg>
                   <wpc:whole/>
                   <wps:wsp>
-                    <wps:cNvPr id="10" name="Collecteur" descr="A"/>
+                    <wps:cNvPr id="3" name="Collecteur" descr="A"/>
                     <wps:cNvSpPr/>
                     <wps:spPr>
                       <a:xfrm>
@@ -898,7 +531,7 @@
                     </wps:bodyPr>
                   </wps:wsp>
                   <wps:wsp>
-                    <wps:cNvPr id="11" name="File d'attente" descr="B"/>
+                    <wps:cNvPr id="4" name="File d'attente" descr="B"/>
                     <wps:cNvSpPr/>
                     <wps:spPr>
                       <a:xfrm>
@@ -959,7 +592,7 @@
                     </wps:bodyPr>
                   </wps:wsp>
                   <wps:wsp>
-                    <wps:cNvPr id="12" name="Worker" descr="C"/>
+                    <wps:cNvPr id="5" name="Worker" descr="C"/>
                     <wps:cNvSpPr/>
                     <wps:spPr>
                       <a:xfrm>
@@ -1020,7 +653,7 @@
                     </wps:bodyPr>
                   </wps:wsp>
                   <wps:wsp>
-                    <wps:cNvPr id="13" name="Base de données" descr="D"/>
+                    <wps:cNvPr id="6" name="Base de données" descr="D"/>
                     <wps:cNvSpPr/>
                     <wps:spPr>
                       <a:xfrm>
@@ -1081,7 +714,7 @@
                     </wps:bodyPr>
                   </wps:wsp>
                   <wps:wsp>
-                    <wps:cNvPr id="14" name="Dead-letter queue" descr="E"/>
+                    <wps:cNvPr id="7" name="Dead-letter queue" descr="E"/>
                     <wps:cNvSpPr/>
                     <wps:spPr>
                       <a:xfrm>
@@ -1142,7 +775,7 @@
                     </wps:bodyPr>
                   </wps:wsp>
                   <wps:wsp>
-                    <wps:cNvPr id="15" name="Alerte on-call" descr="F"/>
+                    <wps:cNvPr id="8" name="Alerte on-call" descr="F"/>
                     <wps:cNvSpPr/>
                     <wps:spPr>
                       <a:xfrm>
@@ -1203,10 +836,10 @@
                     </wps:bodyPr>
                   </wps:wsp>
                   <wps:wsp>
-                    <wps:cNvPr id="16" name="A--B"/>
+                    <wps:cNvPr id="9" name="A--B"/>
                     <wps:cNvCnPr>
-                      <a:stCxn id="10" idx="2"/>
-                      <a:endCxn id="11" idx="0"/>
+                      <a:stCxn id="3" idx="2"/>
+                      <a:endCxn id="4" idx="0"/>
                     </wps:cNvCnPr>
                     <wps:spPr>
                       <a:xfrm>
@@ -1241,10 +874,10 @@
                     <wps:bodyPr/>
                   </wps:wsp>
                   <wps:wsp>
-                    <wps:cNvPr id="17" name="B--C"/>
+                    <wps:cNvPr id="10" name="B--C"/>
                     <wps:cNvCnPr>
-                      <a:stCxn id="11" idx="2"/>
-                      <a:endCxn id="12" idx="0"/>
+                      <a:stCxn id="4" idx="2"/>
+                      <a:endCxn id="5" idx="0"/>
                     </wps:cNvCnPr>
                     <wps:spPr>
                       <a:xfrm>
@@ -1279,10 +912,10 @@
                     <wps:bodyPr/>
                   </wps:wsp>
                   <wps:wsp>
-                    <wps:cNvPr id="18" name="C--D"/>
+                    <wps:cNvPr id="11" name="C--D"/>
                     <wps:cNvCnPr>
-                      <a:stCxn id="12" idx="2"/>
-                      <a:endCxn id="13" idx="0"/>
+                      <a:stCxn id="5" idx="2"/>
+                      <a:endCxn id="6" idx="0"/>
                     </wps:cNvCnPr>
                     <wps:spPr>
                       <a:xfrm flipH="1">
@@ -1317,10 +950,10 @@
                     <wps:bodyPr/>
                   </wps:wsp>
                   <wps:wsp>
-                    <wps:cNvPr id="19" name="C--E"/>
+                    <wps:cNvPr id="12" name="C--E"/>
                     <wps:cNvCnPr>
-                      <a:stCxn id="12" idx="2"/>
-                      <a:endCxn id="14" idx="0"/>
+                      <a:stCxn id="5" idx="2"/>
+                      <a:endCxn id="7" idx="0"/>
                     </wps:cNvCnPr>
                     <wps:spPr>
                       <a:xfrm>
@@ -1355,7 +988,7 @@
                     <wps:bodyPr/>
                   </wps:wsp>
                   <wps:wsp>
-                    <wps:cNvPr id="20" name="EdgeLabel"/>
+                    <wps:cNvPr id="13" name="EdgeLabel"/>
                     <wps:cNvSpPr txBox="1"/>
                     <wps:spPr>
                       <a:xfrm>
@@ -1394,10 +1027,10 @@
                     </wps:bodyPr>
                   </wps:wsp>
                   <wps:wsp>
-                    <wps:cNvPr id="21" name="E--F"/>
+                    <wps:cNvPr id="14" name="E--F"/>
                     <wps:cNvCnPr>
-                      <a:stCxn id="14" idx="2"/>
-                      <a:endCxn id="15" idx="0"/>
+                      <a:stCxn id="7" idx="2"/>
+                      <a:endCxn id="8" idx="0"/>
                     </wps:cNvCnPr>
                     <wps:spPr>
                       <a:xfrm>
@@ -1436,6 +1069,19 @@
             </a:graphic>
           </wp:inline>
         </w:drawing>
+      </w:r>
+    </w:p>
+    <w:p xmlns:w="http://schemas.openxmlformats.org/wordprocessingml/2006/main">
+      <w:pPr>
+        <w:spacing w:before="0" w:after="120"/>
+      </w:pPr>
+      <w:r>
+        <w:rPr>
+          <w:i/>
+          <w:color w:val="808080"/>
+          <w:sz w:val="18"/>
+        </w:rPr>
+        <w:t xml:space="preserve">Native shapes used (hierarchy under "A" is deeper than SmartArt export currently supports).</w:t>
       </w:r>
     </w:p>
     <w:bookmarkEnd w:id="24"/>
@@ -2696,6 +2342,286 @@
     <w:rPr/>
   </w:style>
 </w:styles>
+</file>
+
+<file path=word/diagrams/colors1.xml><?xml version="1.0" encoding="utf-8"?>
+<dgm:colorsDef xmlns:dgm="http://schemas.openxmlformats.org/drawingml/2006/diagram" xmlns:a="http://schemas.openxmlformats.org/drawingml/2006/main" uniqueId="urn:md2nativedocx/smartart-colors/chain1" minVer="12.0">
+  <dgm:title val=""/>
+  <dgm:desc val=""/>
+  <dgm:catLst>
+    <dgm:cat type="mainScheme" pri="1"/>
+  </dgm:catLst>
+  <dgm:styleLbl name="node0">
+    <dgm:fillClrLst>
+      <a:schemeClr val="accent1"/>
+    </dgm:fillClrLst>
+    <dgm:linClrLst>
+      <a:schemeClr val="accent1">
+        <a:shade val="75000"/>
+      </a:schemeClr>
+    </dgm:linClrLst>
+    <dgm:effectClrLst/>
+    <dgm:txLinClrLst/>
+    <dgm:txFillClrLst>
+      <a:schemeClr val="bg1"/>
+    </dgm:txFillClrLst>
+    <dgm:txEffectClrLst/>
+  </dgm:styleLbl>
+  <dgm:styleLbl name="node1">
+    <dgm:fillClrLst>
+      <a:schemeClr val="accent1"/>
+    </dgm:fillClrLst>
+    <dgm:linClrLst>
+      <a:schemeClr val="accent1">
+        <a:shade val="75000"/>
+      </a:schemeClr>
+    </dgm:linClrLst>
+    <dgm:effectClrLst/>
+    <dgm:txLinClrLst/>
+    <dgm:txFillClrLst>
+      <a:schemeClr val="bg1"/>
+    </dgm:txFillClrLst>
+    <dgm:txEffectClrLst/>
+  </dgm:styleLbl>
+</dgm:colorsDef>
+</file>
+
+<file path=word/diagrams/data1.xml><?xml version="1.0" encoding="utf-8"?>
+<dgm:dataModel xmlns:dgm="http://schemas.openxmlformats.org/drawingml/2006/diagram" xmlns:a="http://schemas.openxmlformats.org/drawingml/2006/main">
+  <dgm:ptLst>
+    <dgm:pt modelId="0" type="doc">
+      <dgm:prSet loTypeId="urn:md2nativedocx/smartart-layout/chain1-td" loCatId="list" qsTypeId="urn:md2nativedocx/smartart-quickstyle/chain1" qsCatId="simple" csTypeId="urn:md2nativedocx/smartart-colors/chain1" csCatId="accent1"/>
+    </dgm:pt>
+    <dgm:pt modelId="1">
+      <dgm:prSet phldrT="[Texte]"/>
+      <dgm:spPr/>
+      <dgm:t>
+        <a:bodyPr/>
+        <a:lstStyle/>
+        <a:p>
+          <a:r>
+            <a:rPr lang="fr-FR"/>
+            <a:t>Collecteur</a:t>
+          </a:r>
+        </a:p>
+      </dgm:t>
+    </dgm:pt>
+    <dgm:pt modelId="2">
+      <dgm:prSet phldrT="[Texte]"/>
+      <dgm:spPr/>
+      <dgm:t>
+        <a:bodyPr/>
+        <a:lstStyle/>
+        <a:p>
+          <a:r>
+            <a:rPr lang="fr-FR"/>
+            <a:t>File d'attente</a:t>
+          </a:r>
+        </a:p>
+      </dgm:t>
+    </dgm:pt>
+    <dgm:pt modelId="3">
+      <dgm:prSet phldrT="[Texte]"/>
+      <dgm:spPr/>
+      <dgm:t>
+        <a:bodyPr/>
+        <a:lstStyle/>
+        <a:p>
+          <a:r>
+            <a:rPr lang="fr-FR"/>
+            <a:t>Worker</a:t>
+          </a:r>
+        </a:p>
+      </dgm:t>
+    </dgm:pt>
+    <dgm:pt modelId="4">
+      <dgm:prSet phldrT="[Texte]"/>
+      <dgm:spPr/>
+      <dgm:t>
+        <a:bodyPr/>
+        <a:lstStyle/>
+        <a:p>
+          <a:r>
+            <a:rPr lang="fr-FR"/>
+            <a:t>Base de données</a:t>
+          </a:r>
+        </a:p>
+      </dgm:t>
+    </dgm:pt>
+    <dgm:pt modelId="p-root" type="pres">
+      <dgm:prSet presAssocID="0" presName="root" presStyleCnt="0"/>
+      <dgm:spPr/>
+    </dgm:pt>
+    <dgm:pt modelId="p-composite1" type="pres">
+      <dgm:prSet presAssocID="1" presName="composite" presStyleCnt="0"/>
+      <dgm:spPr/>
+    </dgm:pt>
+    <dgm:pt modelId="p-main1" type="pres">
+      <dgm:prSet presAssocID="1" presName="Main" presStyleLbl="node1" presStyleIdx="0" presStyleCnt="4"/>
+      <dgm:spPr/>
+    </dgm:pt>
+    <dgm:pt modelId="p-composite2" type="pres">
+      <dgm:prSet presAssocID="2" presName="composite" presStyleCnt="0"/>
+      <dgm:spPr/>
+    </dgm:pt>
+    <dgm:pt modelId="p-main2" type="pres">
+      <dgm:prSet presAssocID="2" presName="Main" presStyleLbl="node1" presStyleIdx="1" presStyleCnt="4"/>
+      <dgm:spPr/>
+    </dgm:pt>
+    <dgm:pt modelId="p-composite3" type="pres">
+      <dgm:prSet presAssocID="3" presName="composite" presStyleCnt="0"/>
+      <dgm:spPr/>
+    </dgm:pt>
+    <dgm:pt modelId="p-main3" type="pres">
+      <dgm:prSet presAssocID="3" presName="Main" presStyleLbl="node1" presStyleIdx="2" presStyleCnt="4"/>
+      <dgm:spPr/>
+    </dgm:pt>
+    <dgm:pt modelId="p-composite4" type="pres">
+      <dgm:prSet presAssocID="4" presName="composite" presStyleCnt="0"/>
+      <dgm:spPr/>
+    </dgm:pt>
+    <dgm:pt modelId="p-main4" type="pres">
+      <dgm:prSet presAssocID="4" presName="Main" presStyleLbl="node1" presStyleIdx="3" presStyleCnt="4"/>
+      <dgm:spPr/>
+    </dgm:pt>
+  </dgm:ptLst>
+  <dgm:cxnLst>
+    <dgm:cxn modelId="c1" type="parOf" srcId="0" destId="1" srcOrd="0" destOrd="0"/>
+    <dgm:cxn modelId="c2" type="parOf" srcId="0" destId="2" srcOrd="1" destOrd="0"/>
+    <dgm:cxn modelId="c3" type="parOf" srcId="0" destId="3" srcOrd="2" destOrd="0"/>
+    <dgm:cxn modelId="c4" type="parOf" srcId="0" destId="4" srcOrd="3" destOrd="0"/>
+    <dgm:cxn modelId="po0" type="presOf" srcId="0" destId="p-root" srcOrd="0" destOrd="0" presId="urn:md2nativedocx/smartart-layout/chain1-td"/>
+    <dgm:cxn modelId="po1" type="presOf" srcId="1" destId="p-main1" srcOrd="0" destOrd="0" presId="urn:md2nativedocx/smartart-layout/chain1-td"/>
+    <dgm:cxn modelId="po2" type="presOf" srcId="2" destId="p-main2" srcOrd="0" destOrd="0" presId="urn:md2nativedocx/smartart-layout/chain1-td"/>
+    <dgm:cxn modelId="po3" type="presOf" srcId="3" destId="p-main3" srcOrd="0" destOrd="0" presId="urn:md2nativedocx/smartart-layout/chain1-td"/>
+    <dgm:cxn modelId="po4" type="presOf" srcId="4" destId="p-main4" srcOrd="0" destOrd="0" presId="urn:md2nativedocx/smartart-layout/chain1-td"/>
+    <dgm:cxn modelId="pp1a" type="presParOf" srcId="p-root" destId="p-composite1" srcOrd="0" destOrd="0" presId="urn:md2nativedocx/smartart-layout/chain1-td"/>
+    <dgm:cxn modelId="pp1b" type="presParOf" srcId="p-composite1" destId="p-main1" srcOrd="0" destOrd="0" presId="urn:md2nativedocx/smartart-layout/chain1-td"/>
+    <dgm:cxn modelId="pp2a" type="presParOf" srcId="p-root" destId="p-composite2" srcOrd="1" destOrd="0" presId="urn:md2nativedocx/smartart-layout/chain1-td"/>
+    <dgm:cxn modelId="pp2b" type="presParOf" srcId="p-composite2" destId="p-main2" srcOrd="0" destOrd="0" presId="urn:md2nativedocx/smartart-layout/chain1-td"/>
+    <dgm:cxn modelId="pp3a" type="presParOf" srcId="p-root" destId="p-composite3" srcOrd="2" destOrd="0" presId="urn:md2nativedocx/smartart-layout/chain1-td"/>
+    <dgm:cxn modelId="pp3b" type="presParOf" srcId="p-composite3" destId="p-main3" srcOrd="0" destOrd="0" presId="urn:md2nativedocx/smartart-layout/chain1-td"/>
+    <dgm:cxn modelId="pp4a" type="presParOf" srcId="p-root" destId="p-composite4" srcOrd="3" destOrd="0" presId="urn:md2nativedocx/smartart-layout/chain1-td"/>
+    <dgm:cxn modelId="pp4b" type="presParOf" srcId="p-composite4" destId="p-main4" srcOrd="0" destOrd="0" presId="urn:md2nativedocx/smartart-layout/chain1-td"/>
+  </dgm:cxnLst>
+  <dgm:bg/>
+  <dgm:whole/>
+</dgm:dataModel>
+</file>
+
+<file path=word/diagrams/layout1.xml><?xml version="1.0" encoding="utf-8"?>
+<dgm:layoutDef xmlns:dgm="http://schemas.openxmlformats.org/drawingml/2006/diagram" xmlns:a="http://schemas.openxmlformats.org/drawingml/2006/main" uniqueId="urn:md2nativedocx/smartart-layout/chain1-td">
+  <dgm:title val=""/>
+  <dgm:desc val=""/>
+  <dgm:catLst>
+    <dgm:cat type="list" pri="1"/>
+  </dgm:catLst>
+  <dgm:sampData useDef="1">
+    <dgm:dataModel>
+      <dgm:ptLst/>
+      <dgm:bg/>
+      <dgm:whole/>
+    </dgm:dataModel>
+  </dgm:sampData>
+  <dgm:styleData useDef="1">
+    <dgm:dataModel>
+      <dgm:ptLst/>
+      <dgm:bg/>
+      <dgm:whole/>
+    </dgm:dataModel>
+  </dgm:styleData>
+  <dgm:clrData useDef="1">
+    <dgm:dataModel>
+      <dgm:ptLst/>
+      <dgm:bg/>
+      <dgm:whole/>
+    </dgm:dataModel>
+  </dgm:clrData>
+  <dgm:layoutNode name="root">
+    <dgm:alg type="lin">
+      <dgm:param type="linDir" val="fromT"/>
+    </dgm:alg>
+    <dgm:shape/>
+    <dgm:constrLst>
+      <dgm:constr op="equ" type="primFontSz" for="des" ptType="node" val="20"/>
+      <dgm:constr type="w" for="ch" forName="composite" refType="w"/>
+      <dgm:constr type="h" for="ch" forName="composite" refType="h"/>
+      <dgm:constr op="equ" type="sp" refType="w" refFor="ch" refForName="composite" fact="0.1"/>
+      <dgm:constr op="equ" type="w" for="ch" forName="sibTrans" refType="w" refFor="ch" refForName="composite" fact="0.1"/>
+      <dgm:constr op="equ" type="h" for="ch" forName="sibTrans" refType="w" refFor="ch" refForName="sibTrans"/>
+    </dgm:constrLst>
+    <dgm:forEach name="nodesForEach" axis="ch" ptType="node">
+      <dgm:layoutNode name="composite">
+        <dgm:alg type="composite">
+          <dgm:param type="ar" val="1.6667"/>
+        </dgm:alg>
+        <dgm:shape/>
+        <dgm:layoutNode name="Main" styleLbl="node1">
+          <dgm:alg type="tx"/>
+          <dgm:shape type="roundRect"/>
+          <dgm:presOf axis="desOrSelf" ptType="node" st="1" cnt="0"/>
+          <dgm:constrLst>
+            <dgm:constr type="lMarg" refType="primFontSz" fact="0.15"/>
+            <dgm:constr type="rMarg" refType="primFontSz" fact="0.15"/>
+            <dgm:constr type="tMarg" refType="primFontSz" fact="0.15"/>
+            <dgm:constr type="bMarg" refType="primFontSz" fact="0.15"/>
+          </dgm:constrLst>
+          <dgm:ruleLst>
+            <dgm:rule type="primFontSz" val="5"/>
+          </dgm:ruleLst>
+        </dgm:layoutNode>
+      </dgm:layoutNode>
+    </dgm:forEach>
+    <dgm:forEach name="sibTransForEach" axis="followSib" ptType="sibTrans" cnt="1">
+      <dgm:layoutNode name="sibTrans">
+        <dgm:alg type="sp"/>
+        <dgm:shape/>
+      </dgm:layoutNode>
+    </dgm:forEach>
+  </dgm:layoutNode>
+</dgm:layoutDef>
+</file>
+
+<file path=word/diagrams/quickStyle1.xml><?xml version="1.0" encoding="utf-8"?>
+<dgm:styleDef xmlns:dgm="http://schemas.openxmlformats.org/drawingml/2006/diagram" xmlns:a="http://schemas.openxmlformats.org/drawingml/2006/main" uniqueId="urn:md2nativedocx/smartart-quickstyle/chain1" minVer="12.0">
+  <dgm:title val=""/>
+  <dgm:desc val=""/>
+  <dgm:catLst>
+    <dgm:cat type="simple" pri="1"/>
+  </dgm:catLst>
+  <dgm:styleLbl name="node0">
+    <dgm:style>
+      <a:lnRef idx="0">
+        <a:schemeClr val="accent1"/>
+      </a:lnRef>
+      <a:fillRef idx="1">
+        <a:schemeClr val="accent1"/>
+      </a:fillRef>
+      <a:effectRef idx="0">
+        <a:schemeClr val="accent1"/>
+      </a:effectRef>
+      <a:fontRef idx="minor">
+        <a:schemeClr val="lt1"/>
+      </a:fontRef>
+    </dgm:style>
+  </dgm:styleLbl>
+  <dgm:styleLbl name="node1">
+    <dgm:style>
+      <a:lnRef idx="0">
+        <a:schemeClr val="accent1"/>
+      </a:lnRef>
+      <a:fillRef idx="1">
+        <a:schemeClr val="accent1"/>
+      </a:fillRef>
+      <a:effectRef idx="0">
+        <a:schemeClr val="accent1"/>
+      </a:effectRef>
+      <a:fontRef idx="minor">
+        <a:schemeClr val="lt1"/>
+      </a:fontRef>
+    </dgm:style>
+  </dgm:styleLbl>
+</dgm:styleDef>
 </file>
 
 <file path=word/theme/theme1.xml><?xml version="1.0" encoding="utf-8"?>

--- a/test-corpus/corpus/generated/mixed-content.docx
+++ b/test-corpus/corpus/generated/mixed-content.docx
@@ -117,13 +117,380 @@
       <w:r>
         <w:drawing>
           <wp:inline xmlns:wp="http://schemas.openxmlformats.org/drawingml/2006/wordprocessingDrawing" distT="0" distB="0" distL="0" distR="0">
-            <wp:extent cx="5486400" cy="3200400"/>
+            <wp:extent cx="1699260" cy="5715000"/>
             <wp:effectExtent l="0" t="0" r="0" b="0"/>
-            <wp:docPr id="1" name="SmartArt Diagram"/>
-            <wp:cNvGraphicFramePr/>
+            <wp:docPr id="1" name="Diagram 1"/>
+            <wp:cNvGraphicFramePr>
+              <a:graphicFrameLocks xmlns:a="http://schemas.openxmlformats.org/drawingml/2006/main" noChangeAspect="1"/>
+            </wp:cNvGraphicFramePr>
             <a:graphic xmlns:a="http://schemas.openxmlformats.org/drawingml/2006/main">
-              <a:graphicData uri="http://schemas.openxmlformats.org/drawingml/2006/diagram">
-                <dgm:relIds xmlns:dgm="http://schemas.openxmlformats.org/drawingml/2006/diagram" xmlns:r="http://schemas.openxmlformats.org/officeDocument/2006/relationships" r:dm="rIdSmartArt1DM1" r:lo="rIdSmartArt1LO1" r:qs="rIdSmartArt1QS1" r:cs="rIdSmartArt1CS1"/>
+              <a:graphicData uri="http://schemas.microsoft.com/office/word/2010/wordprocessingCanvas">
+                <wpc:wpc xmlns:wpc="http://schemas.microsoft.com/office/word/2010/wordprocessingCanvas" xmlns:wpg="http://schemas.microsoft.com/office/word/2010/wordprocessingGroup" xmlns:wps="http://schemas.microsoft.com/office/word/2010/wordprocessingShape" xmlns:pic="http://schemas.openxmlformats.org/drawingml/2006/picture" xmlns:r="http://schemas.openxmlformats.org/officeDocument/2006/relationships">
+                  <wpc:bg>
+                    <a:solidFill>
+                      <a:prstClr val="white"/>
+                    </a:solidFill>
+                  </wpc:bg>
+                  <wpc:whole/>
+                  <wps:wsp>
+                    <wps:cNvPr id="2" name="Collecteur" descr="A"/>
+                    <wps:cNvSpPr/>
+                    <wps:spPr>
+                      <a:xfrm>
+                        <a:off x="0" y="0"/>
+                        <a:ext cx="1699260" cy="714375"/>
+                      </a:xfrm>
+                      <a:prstGeom prst="rect">
+                        <a:avLst/>
+                      </a:prstGeom>
+                      <a:solidFill>
+                        <a:srgbClr val="D9E2F3"/>
+                      </a:solidFill>
+                      <a:ln w="12700" cap="flat" cmpd="sng" algn="ctr">
+                        <a:solidFill>
+                          <a:srgbClr val="2F5496"/>
+                        </a:solidFill>
+                        <a:prstDash val="solid"/>
+                      </a:ln>
+                    </wps:spPr>
+                    <wps:style>
+                      <a:lnRef idx="2">
+                        <a:schemeClr val="accent1">
+                          <a:shade val="15000"/>
+                        </a:schemeClr>
+                      </a:lnRef>
+                      <a:fillRef idx="1">
+                        <a:schemeClr val="accent1"/>
+                      </a:fillRef>
+                      <a:effectRef idx="0">
+                        <a:schemeClr val="accent1"/>
+                      </a:effectRef>
+                      <a:fontRef idx="minor">
+                        <a:schemeClr val="lt1"/>
+                      </a:fontRef>
+                    </wps:style>
+                    <wps:txbx>
+                      <w:txbxContent>
+                        <w:p>
+                          <w:pPr>
+                            <w:spacing w:before="0" w:after="0"/>
+                            <w:jc w:val="center"/>
+                          </w:pPr>
+                          <w:r>
+                            <w:rPr>
+                              <w:color w:val="000000"/>
+                              <w:sz w:val="24"/>
+                            </w:rPr>
+                            <w:t xml:space="preserve">Collecteur</w:t>
+                          </w:r>
+                        </w:p>
+                      </w:txbxContent>
+                    </wps:txbx>
+                    <wps:bodyPr rot="0" spcFirstLastPara="0" vertOverflow="overflow" horzOverflow="overflow" vert="horz" wrap="square" lIns="91440" tIns="45720" rIns="91440" bIns="45720" numCol="1" spcCol="0" rtlCol="0" fromWordArt="0" anchor="ctr" anchorCtr="0" forceAA="0" compatLnSpc="1">
+                      <a:prstTxWarp prst="textNoShape">
+                        <a:avLst/>
+                      </a:prstTxWarp>
+                      <a:noAutofit/>
+                    </wps:bodyPr>
+                  </wps:wsp>
+                  <wps:wsp>
+                    <wps:cNvPr id="3" name="File d'attente" descr="B"/>
+                    <wps:cNvSpPr/>
+                    <wps:spPr>
+                      <a:xfrm>
+                        <a:off x="80010" y="1476375"/>
+                        <a:ext cx="1539240" cy="1000125"/>
+                      </a:xfrm>
+                      <a:prstGeom prst="rect">
+                        <a:avLst/>
+                      </a:prstGeom>
+                      <a:solidFill>
+                        <a:srgbClr val="D9E2F3"/>
+                      </a:solidFill>
+                      <a:ln w="12700" cap="flat" cmpd="sng" algn="ctr">
+                        <a:solidFill>
+                          <a:srgbClr val="2F5496"/>
+                        </a:solidFill>
+                        <a:prstDash val="solid"/>
+                      </a:ln>
+                    </wps:spPr>
+                    <wps:style>
+                      <a:lnRef idx="2">
+                        <a:schemeClr val="accent1">
+                          <a:shade val="15000"/>
+                        </a:schemeClr>
+                      </a:lnRef>
+                      <a:fillRef idx="1">
+                        <a:schemeClr val="accent1"/>
+                      </a:fillRef>
+                      <a:effectRef idx="0">
+                        <a:schemeClr val="accent1"/>
+                      </a:effectRef>
+                      <a:fontRef idx="minor">
+                        <a:schemeClr val="lt1"/>
+                      </a:fontRef>
+                    </wps:style>
+                    <wps:txbx>
+                      <w:txbxContent>
+                        <w:p>
+                          <w:pPr>
+                            <w:spacing w:before="0" w:after="0"/>
+                            <w:jc w:val="center"/>
+                          </w:pPr>
+                          <w:r>
+                            <w:rPr>
+                              <w:color w:val="000000"/>
+                              <w:sz w:val="24"/>
+                            </w:rPr>
+                            <w:t xml:space="preserve">File d'attente</w:t>
+                          </w:r>
+                        </w:p>
+                      </w:txbxContent>
+                    </wps:txbx>
+                    <wps:bodyPr rot="0" spcFirstLastPara="0" vertOverflow="overflow" horzOverflow="overflow" vert="horz" wrap="square" lIns="91440" tIns="45720" rIns="91440" bIns="45720" numCol="1" spcCol="0" rtlCol="0" fromWordArt="0" anchor="ctr" anchorCtr="0" forceAA="0" compatLnSpc="1">
+                      <a:prstTxWarp prst="textNoShape">
+                        <a:avLst/>
+                      </a:prstTxWarp>
+                      <a:noAutofit/>
+                    </wps:bodyPr>
+                  </wps:wsp>
+                  <wps:wsp>
+                    <wps:cNvPr id="4" name="Worker" descr="C"/>
+                    <wps:cNvSpPr/>
+                    <wps:spPr>
+                      <a:xfrm>
+                        <a:off x="274320" y="3238500"/>
+                        <a:ext cx="1150620" cy="714375"/>
+                      </a:xfrm>
+                      <a:prstGeom prst="rect">
+                        <a:avLst/>
+                      </a:prstGeom>
+                      <a:solidFill>
+                        <a:srgbClr val="D9E2F3"/>
+                      </a:solidFill>
+                      <a:ln w="12700" cap="flat" cmpd="sng" algn="ctr">
+                        <a:solidFill>
+                          <a:srgbClr val="2F5496"/>
+                        </a:solidFill>
+                        <a:prstDash val="solid"/>
+                      </a:ln>
+                    </wps:spPr>
+                    <wps:style>
+                      <a:lnRef idx="2">
+                        <a:schemeClr val="accent1">
+                          <a:shade val="15000"/>
+                        </a:schemeClr>
+                      </a:lnRef>
+                      <a:fillRef idx="1">
+                        <a:schemeClr val="accent1"/>
+                      </a:fillRef>
+                      <a:effectRef idx="0">
+                        <a:schemeClr val="accent1"/>
+                      </a:effectRef>
+                      <a:fontRef idx="minor">
+                        <a:schemeClr val="lt1"/>
+                      </a:fontRef>
+                    </wps:style>
+                    <wps:txbx>
+                      <w:txbxContent>
+                        <w:p>
+                          <w:pPr>
+                            <w:spacing w:before="0" w:after="0"/>
+                            <w:jc w:val="center"/>
+                          </w:pPr>
+                          <w:r>
+                            <w:rPr>
+                              <w:color w:val="000000"/>
+                              <w:sz w:val="24"/>
+                            </w:rPr>
+                            <w:t xml:space="preserve">Worker</w:t>
+                          </w:r>
+                        </w:p>
+                      </w:txbxContent>
+                    </wps:txbx>
+                    <wps:bodyPr rot="0" spcFirstLastPara="0" vertOverflow="overflow" horzOverflow="overflow" vert="horz" wrap="square" lIns="91440" tIns="45720" rIns="91440" bIns="45720" numCol="1" spcCol="0" rtlCol="0" fromWordArt="0" anchor="ctr" anchorCtr="0" forceAA="0" compatLnSpc="1">
+                      <a:prstTxWarp prst="textNoShape">
+                        <a:avLst/>
+                      </a:prstTxWarp>
+                      <a:noAutofit/>
+                    </wps:bodyPr>
+                  </wps:wsp>
+                  <wps:wsp>
+                    <wps:cNvPr id="5" name="Base de données" descr="D"/>
+                    <wps:cNvSpPr/>
+                    <wps:spPr>
+                      <a:xfrm>
+                        <a:off x="217170" y="4714875"/>
+                        <a:ext cx="1264920" cy="1000125"/>
+                      </a:xfrm>
+                      <a:prstGeom prst="rect">
+                        <a:avLst/>
+                      </a:prstGeom>
+                      <a:solidFill>
+                        <a:srgbClr val="D9E2F3"/>
+                      </a:solidFill>
+                      <a:ln w="12700" cap="flat" cmpd="sng" algn="ctr">
+                        <a:solidFill>
+                          <a:srgbClr val="2F5496"/>
+                        </a:solidFill>
+                        <a:prstDash val="solid"/>
+                      </a:ln>
+                    </wps:spPr>
+                    <wps:style>
+                      <a:lnRef idx="2">
+                        <a:schemeClr val="accent1">
+                          <a:shade val="15000"/>
+                        </a:schemeClr>
+                      </a:lnRef>
+                      <a:fillRef idx="1">
+                        <a:schemeClr val="accent1"/>
+                      </a:fillRef>
+                      <a:effectRef idx="0">
+                        <a:schemeClr val="accent1"/>
+                      </a:effectRef>
+                      <a:fontRef idx="minor">
+                        <a:schemeClr val="lt1"/>
+                      </a:fontRef>
+                    </wps:style>
+                    <wps:txbx>
+                      <w:txbxContent>
+                        <w:p>
+                          <w:pPr>
+                            <w:spacing w:before="0" w:after="0"/>
+                            <w:jc w:val="center"/>
+                          </w:pPr>
+                          <w:r>
+                            <w:rPr>
+                              <w:color w:val="000000"/>
+                              <w:sz w:val="24"/>
+                            </w:rPr>
+                            <w:t xml:space="preserve">Base de données</w:t>
+                          </w:r>
+                        </w:p>
+                      </w:txbxContent>
+                    </wps:txbx>
+                    <wps:bodyPr rot="0" spcFirstLastPara="0" vertOverflow="overflow" horzOverflow="overflow" vert="horz" wrap="square" lIns="91440" tIns="45720" rIns="91440" bIns="45720" numCol="1" spcCol="0" rtlCol="0" fromWordArt="0" anchor="ctr" anchorCtr="0" forceAA="0" compatLnSpc="1">
+                      <a:prstTxWarp prst="textNoShape">
+                        <a:avLst/>
+                      </a:prstTxWarp>
+                      <a:noAutofit/>
+                    </wps:bodyPr>
+                  </wps:wsp>
+                  <wps:wsp>
+                    <wps:cNvPr id="6" name="A--B"/>
+                    <wps:cNvCnPr>
+                      <a:stCxn id="2" idx="2"/>
+                      <a:endCxn id="3" idx="0"/>
+                    </wps:cNvCnPr>
+                    <wps:spPr>
+                      <a:xfrm>
+                        <a:off x="849630" y="714375"/>
+                        <a:ext cx="0" cy="762000"/>
+                      </a:xfrm>
+                      <a:prstGeom prst="line">
+                        <a:avLst/>
+                      </a:prstGeom>
+                      <a:ln w="12700" cap="flat" cmpd="sng" algn="ctr">
+                        <a:solidFill>
+                          <a:srgbClr val="2F5496"/>
+                        </a:solidFill>
+                        <a:prstDash val="solid"/>
+                        <a:tailEnd type="triangle" w="med" len="med"/>
+                      </a:ln>
+                    </wps:spPr>
+                    <wps:style>
+                      <a:lnRef idx="2">
+                        <a:schemeClr val="accent1"/>
+                      </a:lnRef>
+                      <a:fillRef idx="0">
+                        <a:schemeClr val="accent1"/>
+                      </a:fillRef>
+                      <a:effectRef idx="1">
+                        <a:schemeClr val="accent1"/>
+                      </a:effectRef>
+                      <a:fontRef idx="minor">
+                        <a:schemeClr val="tx1"/>
+                      </a:fontRef>
+                    </wps:style>
+                    <wps:bodyPr/>
+                  </wps:wsp>
+                  <wps:wsp>
+                    <wps:cNvPr id="7" name="B--C"/>
+                    <wps:cNvCnPr>
+                      <a:stCxn id="3" idx="2"/>
+                      <a:endCxn id="4" idx="0"/>
+                    </wps:cNvCnPr>
+                    <wps:spPr>
+                      <a:xfrm>
+                        <a:off x="849630" y="2476500"/>
+                        <a:ext cx="0" cy="762000"/>
+                      </a:xfrm>
+                      <a:prstGeom prst="line">
+                        <a:avLst/>
+                      </a:prstGeom>
+                      <a:ln w="12700" cap="flat" cmpd="sng" algn="ctr">
+                        <a:solidFill>
+                          <a:srgbClr val="2F5496"/>
+                        </a:solidFill>
+                        <a:prstDash val="solid"/>
+                        <a:tailEnd type="triangle" w="med" len="med"/>
+                      </a:ln>
+                    </wps:spPr>
+                    <wps:style>
+                      <a:lnRef idx="2">
+                        <a:schemeClr val="accent1"/>
+                      </a:lnRef>
+                      <a:fillRef idx="0">
+                        <a:schemeClr val="accent1"/>
+                      </a:fillRef>
+                      <a:effectRef idx="1">
+                        <a:schemeClr val="accent1"/>
+                      </a:effectRef>
+                      <a:fontRef idx="minor">
+                        <a:schemeClr val="tx1"/>
+                      </a:fontRef>
+                    </wps:style>
+                    <wps:bodyPr/>
+                  </wps:wsp>
+                  <wps:wsp>
+                    <wps:cNvPr id="8" name="C--D"/>
+                    <wps:cNvCnPr>
+                      <a:stCxn id="4" idx="2"/>
+                      <a:endCxn id="5" idx="0"/>
+                    </wps:cNvCnPr>
+                    <wps:spPr>
+                      <a:xfrm>
+                        <a:off x="849630" y="3952875"/>
+                        <a:ext cx="0" cy="762000"/>
+                      </a:xfrm>
+                      <a:prstGeom prst="line">
+                        <a:avLst/>
+                      </a:prstGeom>
+                      <a:ln w="12700" cap="flat" cmpd="sng" algn="ctr">
+                        <a:solidFill>
+                          <a:srgbClr val="2F5496"/>
+                        </a:solidFill>
+                        <a:prstDash val="solid"/>
+                        <a:tailEnd type="triangle" w="med" len="med"/>
+                      </a:ln>
+                    </wps:spPr>
+                    <wps:style>
+                      <a:lnRef idx="2">
+                        <a:schemeClr val="accent1"/>
+                      </a:lnRef>
+                      <a:fillRef idx="0">
+                        <a:schemeClr val="accent1"/>
+                      </a:fillRef>
+                      <a:effectRef idx="1">
+                        <a:schemeClr val="accent1"/>
+                      </a:effectRef>
+                      <a:fontRef idx="minor">
+                        <a:schemeClr val="tx1"/>
+                      </a:fontRef>
+                    </wps:style>
+                    <wps:bodyPr/>
+                  </wps:wsp>
+                </wpc:wpc>
               </a:graphicData>
             </a:graphic>
           </wp:inline>
@@ -456,7 +823,7 @@
           <wp:inline xmlns:wp="http://schemas.openxmlformats.org/drawingml/2006/wordprocessingDrawing" distT="0" distB="0" distL="0" distR="0">
             <wp:extent cx="5943600" cy="5943600"/>
             <wp:effectExtent l="0" t="0" r="0" b="0"/>
-            <wp:docPr id="2" name="Diagram 1"/>
+            <wp:docPr id="9" name="Diagram 1"/>
             <wp:cNvGraphicFramePr>
               <a:graphicFrameLocks xmlns:a="http://schemas.openxmlformats.org/drawingml/2006/main" noChangeAspect="1"/>
             </wp:cNvGraphicFramePr>
@@ -470,7 +837,7 @@
                   </wpc:bg>
                   <wpc:whole/>
                   <wps:wsp>
-                    <wps:cNvPr id="3" name="Collecteur" descr="A"/>
+                    <wps:cNvPr id="10" name="Collecteur" descr="A"/>
                     <wps:cNvSpPr/>
                     <wps:spPr>
                       <a:xfrm>
@@ -531,7 +898,7 @@
                     </wps:bodyPr>
                   </wps:wsp>
                   <wps:wsp>
-                    <wps:cNvPr id="4" name="File d'attente" descr="B"/>
+                    <wps:cNvPr id="11" name="File d'attente" descr="B"/>
                     <wps:cNvSpPr/>
                     <wps:spPr>
                       <a:xfrm>
@@ -592,7 +959,7 @@
                     </wps:bodyPr>
                   </wps:wsp>
                   <wps:wsp>
-                    <wps:cNvPr id="5" name="Worker" descr="C"/>
+                    <wps:cNvPr id="12" name="Worker" descr="C"/>
                     <wps:cNvSpPr/>
                     <wps:spPr>
                       <a:xfrm>
@@ -653,7 +1020,7 @@
                     </wps:bodyPr>
                   </wps:wsp>
                   <wps:wsp>
-                    <wps:cNvPr id="6" name="Base de données" descr="D"/>
+                    <wps:cNvPr id="13" name="Base de données" descr="D"/>
                     <wps:cNvSpPr/>
                     <wps:spPr>
                       <a:xfrm>
@@ -714,7 +1081,7 @@
                     </wps:bodyPr>
                   </wps:wsp>
                   <wps:wsp>
-                    <wps:cNvPr id="7" name="Dead-letter queue" descr="E"/>
+                    <wps:cNvPr id="14" name="Dead-letter queue" descr="E"/>
                     <wps:cNvSpPr/>
                     <wps:spPr>
                       <a:xfrm>
@@ -775,7 +1142,7 @@
                     </wps:bodyPr>
                   </wps:wsp>
                   <wps:wsp>
-                    <wps:cNvPr id="8" name="Alerte on-call" descr="F"/>
+                    <wps:cNvPr id="15" name="Alerte on-call" descr="F"/>
                     <wps:cNvSpPr/>
                     <wps:spPr>
                       <a:xfrm>
@@ -836,10 +1203,10 @@
                     </wps:bodyPr>
                   </wps:wsp>
                   <wps:wsp>
-                    <wps:cNvPr id="9" name="A--B"/>
+                    <wps:cNvPr id="16" name="A--B"/>
                     <wps:cNvCnPr>
-                      <a:stCxn id="3" idx="2"/>
-                      <a:endCxn id="4" idx="0"/>
+                      <a:stCxn id="10" idx="2"/>
+                      <a:endCxn id="11" idx="0"/>
                     </wps:cNvCnPr>
                     <wps:spPr>
                       <a:xfrm>
@@ -874,10 +1241,10 @@
                     <wps:bodyPr/>
                   </wps:wsp>
                   <wps:wsp>
-                    <wps:cNvPr id="10" name="B--C"/>
+                    <wps:cNvPr id="17" name="B--C"/>
                     <wps:cNvCnPr>
-                      <a:stCxn id="4" idx="2"/>
-                      <a:endCxn id="5" idx="0"/>
+                      <a:stCxn id="11" idx="2"/>
+                      <a:endCxn id="12" idx="0"/>
                     </wps:cNvCnPr>
                     <wps:spPr>
                       <a:xfrm>
@@ -912,10 +1279,10 @@
                     <wps:bodyPr/>
                   </wps:wsp>
                   <wps:wsp>
-                    <wps:cNvPr id="11" name="C--D"/>
+                    <wps:cNvPr id="18" name="C--D"/>
                     <wps:cNvCnPr>
-                      <a:stCxn id="5" idx="2"/>
-                      <a:endCxn id="6" idx="0"/>
+                      <a:stCxn id="12" idx="2"/>
+                      <a:endCxn id="13" idx="0"/>
                     </wps:cNvCnPr>
                     <wps:spPr>
                       <a:xfrm flipH="1">
@@ -950,10 +1317,10 @@
                     <wps:bodyPr/>
                   </wps:wsp>
                   <wps:wsp>
-                    <wps:cNvPr id="12" name="C--E"/>
+                    <wps:cNvPr id="19" name="C--E"/>
                     <wps:cNvCnPr>
-                      <a:stCxn id="5" idx="2"/>
-                      <a:endCxn id="7" idx="0"/>
+                      <a:stCxn id="12" idx="2"/>
+                      <a:endCxn id="14" idx="0"/>
                     </wps:cNvCnPr>
                     <wps:spPr>
                       <a:xfrm>
@@ -988,7 +1355,7 @@
                     <wps:bodyPr/>
                   </wps:wsp>
                   <wps:wsp>
-                    <wps:cNvPr id="13" name="EdgeLabel"/>
+                    <wps:cNvPr id="20" name="EdgeLabel"/>
                     <wps:cNvSpPr txBox="1"/>
                     <wps:spPr>
                       <a:xfrm>
@@ -1027,10 +1394,10 @@
                     </wps:bodyPr>
                   </wps:wsp>
                   <wps:wsp>
-                    <wps:cNvPr id="14" name="E--F"/>
+                    <wps:cNvPr id="21" name="E--F"/>
                     <wps:cNvCnPr>
-                      <a:stCxn id="7" idx="2"/>
-                      <a:endCxn id="8" idx="0"/>
+                      <a:stCxn id="14" idx="2"/>
+                      <a:endCxn id="15" idx="0"/>
                     </wps:cNvCnPr>
                     <wps:spPr>
                       <a:xfrm>
@@ -1069,19 +1436,6 @@
             </a:graphic>
           </wp:inline>
         </w:drawing>
-      </w:r>
-    </w:p>
-    <w:p xmlns:w="http://schemas.openxmlformats.org/wordprocessingml/2006/main">
-      <w:pPr>
-        <w:spacing w:before="0" w:after="120"/>
-      </w:pPr>
-      <w:r>
-        <w:rPr>
-          <w:i/>
-          <w:color w:val="808080"/>
-          <w:sz w:val="18"/>
-        </w:rPr>
-        <w:t xml:space="preserve">Native shapes used (hierarchy under "A" is deeper than SmartArt export currently supports).</w:t>
       </w:r>
     </w:p>
     <w:bookmarkEnd w:id="24"/>
@@ -2342,286 +2696,6 @@
     <w:rPr/>
   </w:style>
 </w:styles>
-</file>
-
-<file path=word/diagrams/colors1.xml><?xml version="1.0" encoding="utf-8"?>
-<dgm:colorsDef xmlns:dgm="http://schemas.openxmlformats.org/drawingml/2006/diagram" xmlns:a="http://schemas.openxmlformats.org/drawingml/2006/main" uniqueId="urn:md2nativedocx/smartart-colors/chain1" minVer="12.0">
-  <dgm:title val=""/>
-  <dgm:desc val=""/>
-  <dgm:catLst>
-    <dgm:cat type="mainScheme" pri="1"/>
-  </dgm:catLst>
-  <dgm:styleLbl name="node0">
-    <dgm:fillClrLst>
-      <a:schemeClr val="accent1"/>
-    </dgm:fillClrLst>
-    <dgm:linClrLst>
-      <a:schemeClr val="accent1">
-        <a:shade val="75000"/>
-      </a:schemeClr>
-    </dgm:linClrLst>
-    <dgm:effectClrLst/>
-    <dgm:txLinClrLst/>
-    <dgm:txFillClrLst>
-      <a:schemeClr val="bg1"/>
-    </dgm:txFillClrLst>
-    <dgm:txEffectClrLst/>
-  </dgm:styleLbl>
-  <dgm:styleLbl name="node1">
-    <dgm:fillClrLst>
-      <a:schemeClr val="accent1"/>
-    </dgm:fillClrLst>
-    <dgm:linClrLst>
-      <a:schemeClr val="accent1">
-        <a:shade val="75000"/>
-      </a:schemeClr>
-    </dgm:linClrLst>
-    <dgm:effectClrLst/>
-    <dgm:txLinClrLst/>
-    <dgm:txFillClrLst>
-      <a:schemeClr val="bg1"/>
-    </dgm:txFillClrLst>
-    <dgm:txEffectClrLst/>
-  </dgm:styleLbl>
-</dgm:colorsDef>
-</file>
-
-<file path=word/diagrams/data1.xml><?xml version="1.0" encoding="utf-8"?>
-<dgm:dataModel xmlns:dgm="http://schemas.openxmlformats.org/drawingml/2006/diagram" xmlns:a="http://schemas.openxmlformats.org/drawingml/2006/main">
-  <dgm:ptLst>
-    <dgm:pt modelId="0" type="doc">
-      <dgm:prSet loTypeId="urn:md2nativedocx/smartart-layout/chain1-td" loCatId="list" qsTypeId="urn:md2nativedocx/smartart-quickstyle/chain1" qsCatId="simple" csTypeId="urn:md2nativedocx/smartart-colors/chain1" csCatId="accent1"/>
-    </dgm:pt>
-    <dgm:pt modelId="1">
-      <dgm:prSet phldrT="[Texte]"/>
-      <dgm:spPr/>
-      <dgm:t>
-        <a:bodyPr/>
-        <a:lstStyle/>
-        <a:p>
-          <a:r>
-            <a:rPr lang="fr-FR"/>
-            <a:t>Collecteur</a:t>
-          </a:r>
-        </a:p>
-      </dgm:t>
-    </dgm:pt>
-    <dgm:pt modelId="2">
-      <dgm:prSet phldrT="[Texte]"/>
-      <dgm:spPr/>
-      <dgm:t>
-        <a:bodyPr/>
-        <a:lstStyle/>
-        <a:p>
-          <a:r>
-            <a:rPr lang="fr-FR"/>
-            <a:t>File d'attente</a:t>
-          </a:r>
-        </a:p>
-      </dgm:t>
-    </dgm:pt>
-    <dgm:pt modelId="3">
-      <dgm:prSet phldrT="[Texte]"/>
-      <dgm:spPr/>
-      <dgm:t>
-        <a:bodyPr/>
-        <a:lstStyle/>
-        <a:p>
-          <a:r>
-            <a:rPr lang="fr-FR"/>
-            <a:t>Worker</a:t>
-          </a:r>
-        </a:p>
-      </dgm:t>
-    </dgm:pt>
-    <dgm:pt modelId="4">
-      <dgm:prSet phldrT="[Texte]"/>
-      <dgm:spPr/>
-      <dgm:t>
-        <a:bodyPr/>
-        <a:lstStyle/>
-        <a:p>
-          <a:r>
-            <a:rPr lang="fr-FR"/>
-            <a:t>Base de données</a:t>
-          </a:r>
-        </a:p>
-      </dgm:t>
-    </dgm:pt>
-    <dgm:pt modelId="p-root" type="pres">
-      <dgm:prSet presAssocID="0" presName="root" presStyleCnt="0"/>
-      <dgm:spPr/>
-    </dgm:pt>
-    <dgm:pt modelId="p-composite1" type="pres">
-      <dgm:prSet presAssocID="1" presName="composite" presStyleCnt="0"/>
-      <dgm:spPr/>
-    </dgm:pt>
-    <dgm:pt modelId="p-main1" type="pres">
-      <dgm:prSet presAssocID="1" presName="Main" presStyleLbl="node1" presStyleIdx="0" presStyleCnt="4"/>
-      <dgm:spPr/>
-    </dgm:pt>
-    <dgm:pt modelId="p-composite2" type="pres">
-      <dgm:prSet presAssocID="2" presName="composite" presStyleCnt="0"/>
-      <dgm:spPr/>
-    </dgm:pt>
-    <dgm:pt modelId="p-main2" type="pres">
-      <dgm:prSet presAssocID="2" presName="Main" presStyleLbl="node1" presStyleIdx="1" presStyleCnt="4"/>
-      <dgm:spPr/>
-    </dgm:pt>
-    <dgm:pt modelId="p-composite3" type="pres">
-      <dgm:prSet presAssocID="3" presName="composite" presStyleCnt="0"/>
-      <dgm:spPr/>
-    </dgm:pt>
-    <dgm:pt modelId="p-main3" type="pres">
-      <dgm:prSet presAssocID="3" presName="Main" presStyleLbl="node1" presStyleIdx="2" presStyleCnt="4"/>
-      <dgm:spPr/>
-    </dgm:pt>
-    <dgm:pt modelId="p-composite4" type="pres">
-      <dgm:prSet presAssocID="4" presName="composite" presStyleCnt="0"/>
-      <dgm:spPr/>
-    </dgm:pt>
-    <dgm:pt modelId="p-main4" type="pres">
-      <dgm:prSet presAssocID="4" presName="Main" presStyleLbl="node1" presStyleIdx="3" presStyleCnt="4"/>
-      <dgm:spPr/>
-    </dgm:pt>
-  </dgm:ptLst>
-  <dgm:cxnLst>
-    <dgm:cxn modelId="c1" type="parOf" srcId="0" destId="1" srcOrd="0" destOrd="0"/>
-    <dgm:cxn modelId="c2" type="parOf" srcId="0" destId="2" srcOrd="1" destOrd="0"/>
-    <dgm:cxn modelId="c3" type="parOf" srcId="0" destId="3" srcOrd="2" destOrd="0"/>
-    <dgm:cxn modelId="c4" type="parOf" srcId="0" destId="4" srcOrd="3" destOrd="0"/>
-    <dgm:cxn modelId="po0" type="presOf" srcId="0" destId="p-root" srcOrd="0" destOrd="0" presId="urn:md2nativedocx/smartart-layout/chain1-td"/>
-    <dgm:cxn modelId="po1" type="presOf" srcId="1" destId="p-main1" srcOrd="0" destOrd="0" presId="urn:md2nativedocx/smartart-layout/chain1-td"/>
-    <dgm:cxn modelId="po2" type="presOf" srcId="2" destId="p-main2" srcOrd="0" destOrd="0" presId="urn:md2nativedocx/smartart-layout/chain1-td"/>
-    <dgm:cxn modelId="po3" type="presOf" srcId="3" destId="p-main3" srcOrd="0" destOrd="0" presId="urn:md2nativedocx/smartart-layout/chain1-td"/>
-    <dgm:cxn modelId="po4" type="presOf" srcId="4" destId="p-main4" srcOrd="0" destOrd="0" presId="urn:md2nativedocx/smartart-layout/chain1-td"/>
-    <dgm:cxn modelId="pp1a" type="presParOf" srcId="p-root" destId="p-composite1" srcOrd="0" destOrd="0" presId="urn:md2nativedocx/smartart-layout/chain1-td"/>
-    <dgm:cxn modelId="pp1b" type="presParOf" srcId="p-composite1" destId="p-main1" srcOrd="0" destOrd="0" presId="urn:md2nativedocx/smartart-layout/chain1-td"/>
-    <dgm:cxn modelId="pp2a" type="presParOf" srcId="p-root" destId="p-composite2" srcOrd="1" destOrd="0" presId="urn:md2nativedocx/smartart-layout/chain1-td"/>
-    <dgm:cxn modelId="pp2b" type="presParOf" srcId="p-composite2" destId="p-main2" srcOrd="0" destOrd="0" presId="urn:md2nativedocx/smartart-layout/chain1-td"/>
-    <dgm:cxn modelId="pp3a" type="presParOf" srcId="p-root" destId="p-composite3" srcOrd="2" destOrd="0" presId="urn:md2nativedocx/smartart-layout/chain1-td"/>
-    <dgm:cxn modelId="pp3b" type="presParOf" srcId="p-composite3" destId="p-main3" srcOrd="0" destOrd="0" presId="urn:md2nativedocx/smartart-layout/chain1-td"/>
-    <dgm:cxn modelId="pp4a" type="presParOf" srcId="p-root" destId="p-composite4" srcOrd="3" destOrd="0" presId="urn:md2nativedocx/smartart-layout/chain1-td"/>
-    <dgm:cxn modelId="pp4b" type="presParOf" srcId="p-composite4" destId="p-main4" srcOrd="0" destOrd="0" presId="urn:md2nativedocx/smartart-layout/chain1-td"/>
-  </dgm:cxnLst>
-  <dgm:bg/>
-  <dgm:whole/>
-</dgm:dataModel>
-</file>
-
-<file path=word/diagrams/layout1.xml><?xml version="1.0" encoding="utf-8"?>
-<dgm:layoutDef xmlns:dgm="http://schemas.openxmlformats.org/drawingml/2006/diagram" xmlns:a="http://schemas.openxmlformats.org/drawingml/2006/main" uniqueId="urn:md2nativedocx/smartart-layout/chain1-td">
-  <dgm:title val=""/>
-  <dgm:desc val=""/>
-  <dgm:catLst>
-    <dgm:cat type="list" pri="1"/>
-  </dgm:catLst>
-  <dgm:sampData useDef="1">
-    <dgm:dataModel>
-      <dgm:ptLst/>
-      <dgm:bg/>
-      <dgm:whole/>
-    </dgm:dataModel>
-  </dgm:sampData>
-  <dgm:styleData useDef="1">
-    <dgm:dataModel>
-      <dgm:ptLst/>
-      <dgm:bg/>
-      <dgm:whole/>
-    </dgm:dataModel>
-  </dgm:styleData>
-  <dgm:clrData useDef="1">
-    <dgm:dataModel>
-      <dgm:ptLst/>
-      <dgm:bg/>
-      <dgm:whole/>
-    </dgm:dataModel>
-  </dgm:clrData>
-  <dgm:layoutNode name="root">
-    <dgm:alg type="lin">
-      <dgm:param type="linDir" val="fromT"/>
-    </dgm:alg>
-    <dgm:shape/>
-    <dgm:constrLst>
-      <dgm:constr op="equ" type="primFontSz" for="des" ptType="node" val="20"/>
-      <dgm:constr type="w" for="ch" forName="composite" refType="w"/>
-      <dgm:constr type="h" for="ch" forName="composite" refType="h"/>
-      <dgm:constr op="equ" type="sp" refType="w" refFor="ch" refForName="composite" fact="0.1"/>
-      <dgm:constr op="equ" type="w" for="ch" forName="sibTrans" refType="w" refFor="ch" refForName="composite" fact="0.1"/>
-      <dgm:constr op="equ" type="h" for="ch" forName="sibTrans" refType="w" refFor="ch" refForName="sibTrans"/>
-    </dgm:constrLst>
-    <dgm:forEach name="nodesForEach" axis="ch" ptType="node">
-      <dgm:layoutNode name="composite">
-        <dgm:alg type="composite">
-          <dgm:param type="ar" val="1.6667"/>
-        </dgm:alg>
-        <dgm:shape/>
-        <dgm:layoutNode name="Main" styleLbl="node1">
-          <dgm:alg type="tx"/>
-          <dgm:shape type="roundRect"/>
-          <dgm:presOf axis="desOrSelf" ptType="node" st="1" cnt="0"/>
-          <dgm:constrLst>
-            <dgm:constr type="lMarg" refType="primFontSz" fact="0.15"/>
-            <dgm:constr type="rMarg" refType="primFontSz" fact="0.15"/>
-            <dgm:constr type="tMarg" refType="primFontSz" fact="0.15"/>
-            <dgm:constr type="bMarg" refType="primFontSz" fact="0.15"/>
-          </dgm:constrLst>
-          <dgm:ruleLst>
-            <dgm:rule type="primFontSz" val="5"/>
-          </dgm:ruleLst>
-        </dgm:layoutNode>
-      </dgm:layoutNode>
-    </dgm:forEach>
-    <dgm:forEach name="sibTransForEach" axis="followSib" ptType="sibTrans" cnt="1">
-      <dgm:layoutNode name="sibTrans">
-        <dgm:alg type="sp"/>
-        <dgm:shape/>
-      </dgm:layoutNode>
-    </dgm:forEach>
-  </dgm:layoutNode>
-</dgm:layoutDef>
-</file>
-
-<file path=word/diagrams/quickStyle1.xml><?xml version="1.0" encoding="utf-8"?>
-<dgm:styleDef xmlns:dgm="http://schemas.openxmlformats.org/drawingml/2006/diagram" xmlns:a="http://schemas.openxmlformats.org/drawingml/2006/main" uniqueId="urn:md2nativedocx/smartart-quickstyle/chain1" minVer="12.0">
-  <dgm:title val=""/>
-  <dgm:desc val=""/>
-  <dgm:catLst>
-    <dgm:cat type="simple" pri="1"/>
-  </dgm:catLst>
-  <dgm:styleLbl name="node0">
-    <dgm:style>
-      <a:lnRef idx="0">
-        <a:schemeClr val="accent1"/>
-      </a:lnRef>
-      <a:fillRef idx="1">
-        <a:schemeClr val="accent1"/>
-      </a:fillRef>
-      <a:effectRef idx="0">
-        <a:schemeClr val="accent1"/>
-      </a:effectRef>
-      <a:fontRef idx="minor">
-        <a:schemeClr val="lt1"/>
-      </a:fontRef>
-    </dgm:style>
-  </dgm:styleLbl>
-  <dgm:styleLbl name="node1">
-    <dgm:style>
-      <a:lnRef idx="0">
-        <a:schemeClr val="accent1"/>
-      </a:lnRef>
-      <a:fillRef idx="1">
-        <a:schemeClr val="accent1"/>
-      </a:fillRef>
-      <a:effectRef idx="0">
-        <a:schemeClr val="accent1"/>
-      </a:effectRef>
-      <a:fontRef idx="minor">
-        <a:schemeClr val="lt1"/>
-      </a:fontRef>
-    </dgm:style>
-  </dgm:styleLbl>
-</dgm:styleDef>
 </file>
 
 <file path=word/theme/theme1.xml><?xml version="1.0" encoding="utf-8"?>
